--- a/papers/净增益双边重算_可粘贴段落_2026-10-25.docx
+++ b/papers/净增益双边重算_可粘贴段落_2026-10-25.docx
@@ -8541,6 +8541,22 @@
               </w:rPr>
               <w:t xml:space="preserve">B 净</w:t>
             </w:r>
+            <w:r>
+              <w:t xml:space="preserve">（★</w:t>
+            </w:r>
+            <w:r>
+              <w:t xml:space="preserve"> </w:t>
+            </w:r>
+            <w:r>
+              <w:rPr>
+                <w:bCs/>
+                <w:b/>
+              </w:rPr>
+              <w:t xml:space="preserve">断言层总净</w:t>
+            </w:r>
+            <w:r>
+              <w:t xml:space="preserve">）</w:t>
+            </w:r>
           </w:p>
         </w:tc>
         <w:tc>
@@ -8575,7 +8591,20 @@
               <w:jc w:val="right"/>
             </w:pPr>
             <w:r>
-              <w:t xml:space="preserve">高承重新增</w:t>
+              <w:t xml:space="preserve">高承重新增(★</w:t>
+            </w:r>
+            <w:r>
+              <w:t xml:space="preserve"> </w:t>
+            </w:r>
+            <w:r>
+              <w:rPr>
+                <w:bCs/>
+                <w:b/>
+              </w:rPr>
+              <w:t xml:space="preserve">OR 主口径</w:t>
+            </w:r>
+            <w:r>
+              <w:t xml:space="preserve">)</w:t>
             </w:r>
           </w:p>
         </w:tc>
@@ -9089,7 +9118,27 @@
               <w:jc w:val="right"/>
             </w:pPr>
             <w:r>
+              <w:rPr>
+                <w:bCs/>
+                <w:b/>
+              </w:rPr>
               <w:t xml:space="preserve">20</w:t>
+            </w:r>
+            <w:r>
+              <w:t xml:space="preserve">（★ AND</w:t>
+            </w:r>
+            <w:r>
+              <w:t xml:space="preserve"> </w:t>
+            </w:r>
+            <w:r>
+              <w:rPr>
+                <w:bCs/>
+                <w:b/>
+              </w:rPr>
+              <w:t xml:space="preserve">7</w:t>
+            </w:r>
+            <w:r>
+              <w:t xml:space="preserve">）</w:t>
             </w:r>
           </w:p>
         </w:tc>
@@ -9262,7 +9311,27 @@
               <w:jc w:val="right"/>
             </w:pPr>
             <w:r>
+              <w:rPr>
+                <w:bCs/>
+                <w:b/>
+              </w:rPr>
               <w:t xml:space="preserve">21</w:t>
+            </w:r>
+            <w:r>
+              <w:t xml:space="preserve">（★ AND</w:t>
+            </w:r>
+            <w:r>
+              <w:t xml:space="preserve"> </w:t>
+            </w:r>
+            <w:r>
+              <w:rPr>
+                <w:bCs/>
+                <w:b/>
+              </w:rPr>
+              <w:t xml:space="preserve">12</w:t>
+            </w:r>
+            <w:r>
+              <w:t xml:space="preserve">）</w:t>
             </w:r>
           </w:p>
         </w:tc>
@@ -9530,7 +9599,33 @@
         <w:t xml:space="preserve"> </w:t>
       </w:r>
       <w:r>
-        <w:t xml:space="preserve">⇒ ⇒ 工作流臂在承重断言上确实净增（+6/+7），</w:t>
+        <w:t xml:space="preserve">⇒ ⇒ ★</w:t>
+      </w:r>
+      <w:r>
+        <w:t xml:space="preserve"> </w:t>
+      </w:r>
+      <w:r>
+        <w:rPr>
+          <w:bCs/>
+          <w:b/>
+        </w:rPr>
+        <w:t xml:space="preserve">在 OR 主口径下</w:t>
+      </w:r>
+      <w:r>
+        <w:t xml:space="preserve">，工作流臂在承重断言上净增</w:t>
+      </w:r>
+      <w:r>
+        <w:t xml:space="preserve"> </w:t>
+      </w:r>
+      <w:r>
+        <w:rPr>
+          <w:bCs/>
+          <w:b/>
+        </w:rPr>
+        <w:t xml:space="preserve">+6 / +7</w:t>
+      </w:r>
+      <w:r>
+        <w:t xml:space="preserve">（★ 高承重新增 20/21 − 高承重丢失 14/14），</w:t>
       </w:r>
       <w:r>
         <w:rPr>
@@ -9543,20 +9638,33 @@
         <w:t xml:space="preserve"> </w:t>
       </w:r>
       <w:r>
-        <w:t xml:space="preserve">⇒ ⇒</w:t>
-      </w:r>
-      <w:r>
-        <w:t xml:space="preserve"> </w:t>
-      </w:r>
-      <w:r>
-        <w:rPr>
-          <w:bCs/>
-          <w:b/>
-        </w:rPr>
-        <w:t xml:space="preserve">净 +14 是"加得多、也丢得多"的合成结果，不是"没有丢失"</w:t>
-      </w:r>
-      <w:r>
-        <w:t xml:space="preserve">。</w:t>
+        <w:t xml:space="preserve">⇒ ⇒ ★</w:t>
+      </w:r>
+      <w:r>
+        <w:t xml:space="preserve"> </w:t>
+      </w:r>
+      <w:r>
+        <w:rPr>
+          <w:bCs/>
+          <w:b/>
+        </w:rPr>
+        <w:t xml:space="preserve">净 +14（★ 表里「B 净」那一列）是【断言层的总净增益】，★ 不是【承重子层的净】</w:t>
+      </w:r>
+      <w:r>
+        <w:t xml:space="preserve">⇒ ★</w:t>
+      </w:r>
+      <w:r>
+        <w:t xml:space="preserve"> </w:t>
+      </w:r>
+      <w:r>
+        <w:rPr>
+          <w:bCs/>
+          <w:b/>
+        </w:rPr>
+        <w:t xml:space="preserve">「加得多、也丢得多」的合成结果，★ 不是「没有丢失」</w:t>
+      </w:r>
+      <w:r>
+        <w:t xml:space="preserve">⇒ ★ ★★ **承重子层的净 = 高承重新增 − 高承重丢失：★ OR 主口径 +6/+7 ｜ AND 敏感性口径（高承重新增只有 7/12）= −7/−2 ⇒ ★ 方向随口径翻转 ⇒ 承重子层【不可分辨】★★</w:t>
       </w:r>
     </w:p>
     <w:p>
@@ -9577,7 +9685,33 @@
         <w:t xml:space="preserve"> </w:t>
       </w:r>
       <w:r>
-        <w:t xml:space="preserve">- 承重聚合 OR → AND：口径 B 净</w:t>
+        <w:t xml:space="preserve">- ★</w:t>
+      </w:r>
+      <w:r>
+        <w:t xml:space="preserve"> </w:t>
+      </w:r>
+      <w:r>
+        <w:rPr>
+          <w:bCs/>
+          <w:b/>
+        </w:rPr>
+        <w:t xml:space="preserve">承重聚合 OR → AND</w:t>
+      </w:r>
+      <w:r>
+        <w:t xml:space="preserve">：★</w:t>
+      </w:r>
+      <w:r>
+        <w:t xml:space="preserve"> </w:t>
+      </w:r>
+      <w:r>
+        <w:rPr>
+          <w:bCs/>
+          <w:b/>
+        </w:rPr>
+        <w:t xml:space="preserve">断言层</w:t>
+      </w:r>
+      <w:r>
+        <w:t xml:space="preserve">净</w:t>
       </w:r>
       <w:r>
         <w:t xml:space="preserve"> </w:t>
@@ -9590,31 +9724,54 @@
         <w:t xml:space="preserve">+14 → +14</w:t>
       </w:r>
       <w:r>
+        <w:t xml:space="preserve">（★ 不变，★ 因为断言层净与承重口径无关）★</w:t>
+      </w:r>
+      <w:r>
+        <w:t xml:space="preserve"> </w:t>
+      </w:r>
+      <w:r>
+        <w:rPr>
+          <w:bCs/>
+          <w:b/>
+        </w:rPr>
+        <w:t xml:space="preserve">但【承重子层】是 +6/+7 → −7/−2 ⇒ ★ 方向翻转</w:t>
+      </w:r>
+      <w:r>
+        <w:t xml:space="preserve"> </w:t>
+      </w:r>
+      <w:r>
+        <w:t xml:space="preserve">- 归一化 v1 → v2（再去标点）：★</w:t>
+      </w:r>
+      <w:r>
+        <w:t xml:space="preserve"> </w:t>
+      </w:r>
+      <w:r>
+        <w:rPr>
+          <w:bCs/>
+          <w:b/>
+        </w:rPr>
+        <w:t xml:space="preserve">断言层</w:t>
+      </w:r>
+      <w:r>
+        <w:t xml:space="preserve">净</w:t>
+      </w:r>
+      <w:r>
+        <w:t xml:space="preserve"> </w:t>
+      </w:r>
+      <w:r>
+        <w:rPr>
+          <w:bCs/>
+          <w:b/>
+        </w:rPr>
+        <w:t xml:space="preserve">+14 → +14</w:t>
+      </w:r>
+      <w:r>
         <w:t xml:space="preserve">（不变）</w:t>
       </w:r>
       <w:r>
         <w:t xml:space="preserve"> </w:t>
       </w:r>
       <w:r>
-        <w:t xml:space="preserve">- 归一化 v1 → v2（再去标点）：口径 B 净</w:t>
-      </w:r>
-      <w:r>
-        <w:t xml:space="preserve"> </w:t>
-      </w:r>
-      <w:r>
-        <w:rPr>
-          <w:bCs/>
-          <w:b/>
-        </w:rPr>
-        <w:t xml:space="preserve">+14 → +14</w:t>
-      </w:r>
-      <w:r>
-        <w:t xml:space="preserve">（不变）</w:t>
-      </w:r>
-      <w:r>
-        <w:t xml:space="preserve"> </w:t>
-      </w:r>
-      <w:r>
         <w:t xml:space="preserve">- ★ 结论层过滤器 A → A′：</w:t>
       </w:r>
       <w:r>
@@ -9669,7 +9826,20 @@
         <w:t xml:space="preserve"> </w:t>
       </w:r>
       <w:r>
-        <w:t xml:space="preserve">⇒ ⇒ 口径 B 的结果</w:t>
+        <w:t xml:space="preserve">⇒ ⇒ ★</w:t>
+      </w:r>
+      <w:r>
+        <w:t xml:space="preserve"> </w:t>
+      </w:r>
+      <w:r>
+        <w:rPr>
+          <w:bCs/>
+          <w:b/>
+        </w:rPr>
+        <w:t xml:space="preserve">断言层</w:t>
+      </w:r>
+      <w:r>
+        <w:t xml:space="preserve">上口径 B 的结果</w:t>
       </w:r>
       <w:r>
         <w:rPr>
@@ -9679,6 +9849,32 @@
         <w:t xml:space="preserve">稳</w:t>
       </w:r>
       <w:r>
+        <w:t xml:space="preserve">；★ ★</w:t>
+      </w:r>
+      <w:r>
+        <w:t xml:space="preserve"> </w:t>
+      </w:r>
+      <w:r>
+        <w:rPr>
+          <w:bCs/>
+          <w:b/>
+        </w:rPr>
+        <w:t xml:space="preserve">但【承重子层】不稳（★ OR +6/+7 vs AND −7/−2 ⇒ 方向翻转）</w:t>
+      </w:r>
+      <w:r>
+        <w:t xml:space="preserve">⇒ ★</w:t>
+      </w:r>
+      <w:r>
+        <w:t xml:space="preserve"> </w:t>
+      </w:r>
+      <w:r>
+        <w:rPr>
+          <w:bCs/>
+          <w:b/>
+        </w:rPr>
+        <w:t xml:space="preserve">承重子层的判决 = 不可分辨</w:t>
+      </w:r>
+      <w:r>
         <w:t xml:space="preserve">；★</w:t>
       </w:r>
       <w:r>
@@ -9695,7 +9891,7 @@
         <w:t xml:space="preserve"> </w:t>
       </w:r>
       <w:r>
-        <w:t xml:space="preserve">⇒ 又一条"结论层不可分辨"的理由。</w:t>
+        <w:t xml:space="preserve">⇒ 又一条「结论层不可分辨」的理由。</w:t>
       </w:r>
     </w:p>
     <w:bookmarkEnd w:id="28"/>
@@ -10301,6 +10497,422 @@
               <w:jc w:val="left"/>
             </w:pPr>
             <w:r>
+              <w:t xml:space="preserve">★</w:t>
+            </w:r>
+            <w:r>
+              <w:t xml:space="preserve"> </w:t>
+            </w:r>
+            <w:r>
+              <w:rPr>
+                <w:bCs/>
+                <w:b/>
+              </w:rPr>
+              <w:t xml:space="preserve">B 承重子层（OR 主口径，</w:t>
+            </w:r>
+            <w:r>
+              <w:rPr>
+                <w:rStyle w:val="VerbatimChar"/>
+                <w:bCs/>
+                <w:b/>
+              </w:rPr>
+              <w:t xml:space="preserve">W_design_L2</w:t>
+            </w:r>
+            <w:r>
+              <w:rPr>
+                <w:bCs/>
+                <w:b/>
+              </w:rPr>
+              <w:t xml:space="preserve">）</w:t>
+            </w:r>
+          </w:p>
+        </w:tc>
+        <w:tc>
+          <w:tcPr/>
+          <w:p>
+            <w:pPr>
+              <w:pStyle w:val="Compact"/>
+              <w:jc w:val="left"/>
+            </w:pPr>
+            <w:r>
+              <w:t xml:space="preserve">−1, +2, +1, +4</w:t>
+            </w:r>
+          </w:p>
+        </w:tc>
+        <w:tc>
+          <w:tcPr/>
+          <w:p>
+            <w:pPr>
+              <w:pStyle w:val="Compact"/>
+              <w:jc w:val="center"/>
+            </w:pPr>
+            <w:r>
+              <w:rPr>
+                <w:bCs/>
+                <w:b/>
+              </w:rPr>
+              <w:t xml:space="preserve">否</w:t>
+            </w:r>
+          </w:p>
+        </w:tc>
+        <w:tc>
+          <w:tcPr/>
+          <w:p>
+            <w:pPr>
+              <w:pStyle w:val="Compact"/>
+              <w:jc w:val="center"/>
+            </w:pPr>
+            <w:r>
+              <w:t xml:space="preserve">—</w:t>
+            </w:r>
+          </w:p>
+        </w:tc>
+        <w:tc>
+          <w:tcPr/>
+          <w:p>
+            <w:pPr>
+              <w:pStyle w:val="Compact"/>
+              <w:jc w:val="left"/>
+            </w:pPr>
+            <w:r>
+              <w:t xml:space="preserve">★</w:t>
+            </w:r>
+            <w:r>
+              <w:t xml:space="preserve"> </w:t>
+            </w:r>
+            <w:r>
+              <w:rPr>
+                <w:bCs/>
+                <w:b/>
+              </w:rPr>
+              <w:t xml:space="preserve">不可分辨</w:t>
+            </w:r>
+            <w:r>
+              <w:t xml:space="preserve">（★ OR 下净 +6）</w:t>
+            </w:r>
+          </w:p>
+        </w:tc>
+      </w:tr>
+      <w:tr>
+        <w:tc>
+          <w:tcPr/>
+          <w:p>
+            <w:pPr>
+              <w:pStyle w:val="Compact"/>
+              <w:jc w:val="left"/>
+            </w:pPr>
+            <w:r>
+              <w:t xml:space="preserve">★</w:t>
+            </w:r>
+            <w:r>
+              <w:t xml:space="preserve"> </w:t>
+            </w:r>
+            <w:r>
+              <w:rPr>
+                <w:bCs/>
+                <w:b/>
+              </w:rPr>
+              <w:t xml:space="preserve">B 承重子层（AND 敏感性，</w:t>
+            </w:r>
+            <w:r>
+              <w:rPr>
+                <w:rStyle w:val="VerbatimChar"/>
+                <w:bCs/>
+                <w:b/>
+              </w:rPr>
+              <w:t xml:space="preserve">W_design_L2</w:t>
+            </w:r>
+            <w:r>
+              <w:rPr>
+                <w:bCs/>
+                <w:b/>
+              </w:rPr>
+              <w:t xml:space="preserve">）</w:t>
+            </w:r>
+          </w:p>
+        </w:tc>
+        <w:tc>
+          <w:tcPr/>
+          <w:p>
+            <w:pPr>
+              <w:pStyle w:val="Compact"/>
+              <w:jc w:val="left"/>
+            </w:pPr>
+            <w:r>
+              <w:t xml:space="preserve">−4, −1, −2, 0</w:t>
+            </w:r>
+          </w:p>
+        </w:tc>
+        <w:tc>
+          <w:tcPr/>
+          <w:p>
+            <w:pPr>
+              <w:pStyle w:val="Compact"/>
+              <w:jc w:val="center"/>
+            </w:pPr>
+            <w:r>
+              <w:rPr>
+                <w:bCs/>
+                <w:b/>
+              </w:rPr>
+              <w:t xml:space="preserve">否</w:t>
+            </w:r>
+          </w:p>
+        </w:tc>
+        <w:tc>
+          <w:tcPr/>
+          <w:p>
+            <w:pPr>
+              <w:pStyle w:val="Compact"/>
+              <w:jc w:val="center"/>
+            </w:pPr>
+            <w:r>
+              <w:t xml:space="preserve">—</w:t>
+            </w:r>
+          </w:p>
+        </w:tc>
+        <w:tc>
+          <w:tcPr/>
+          <w:p>
+            <w:pPr>
+              <w:pStyle w:val="Compact"/>
+              <w:jc w:val="left"/>
+            </w:pPr>
+            <w:r>
+              <w:t xml:space="preserve">★</w:t>
+            </w:r>
+            <w:r>
+              <w:t xml:space="preserve"> </w:t>
+            </w:r>
+            <w:r>
+              <w:rPr>
+                <w:bCs/>
+                <w:b/>
+              </w:rPr>
+              <w:t xml:space="preserve">不可分辨</w:t>
+            </w:r>
+            <w:r>
+              <w:t xml:space="preserve">（★ AND 下净 −7）</w:t>
+            </w:r>
+          </w:p>
+        </w:tc>
+      </w:tr>
+      <w:tr>
+        <w:tc>
+          <w:tcPr/>
+          <w:p>
+            <w:pPr>
+              <w:pStyle w:val="Compact"/>
+              <w:jc w:val="left"/>
+            </w:pPr>
+            <w:r>
+              <w:t xml:space="preserve">★</w:t>
+            </w:r>
+            <w:r>
+              <w:t xml:space="preserve"> </w:t>
+            </w:r>
+            <w:r>
+              <w:rPr>
+                <w:bCs/>
+                <w:b/>
+              </w:rPr>
+              <w:t xml:space="preserve">B 承重子层（OR 主口径，</w:t>
+            </w:r>
+            <w:r>
+              <w:rPr>
+                <w:rStyle w:val="VerbatimChar"/>
+                <w:bCs/>
+                <w:b/>
+              </w:rPr>
+              <w:t xml:space="preserve">W_train_L3</w:t>
+            </w:r>
+            <w:r>
+              <w:rPr>
+                <w:bCs/>
+                <w:b/>
+              </w:rPr>
+              <w:t xml:space="preserve">）</w:t>
+            </w:r>
+          </w:p>
+        </w:tc>
+        <w:tc>
+          <w:tcPr/>
+          <w:p>
+            <w:pPr>
+              <w:pStyle w:val="Compact"/>
+              <w:jc w:val="left"/>
+            </w:pPr>
+            <w:r>
+              <w:t xml:space="preserve">−2, +1, +2, +6</w:t>
+            </w:r>
+          </w:p>
+        </w:tc>
+        <w:tc>
+          <w:tcPr/>
+          <w:p>
+            <w:pPr>
+              <w:pStyle w:val="Compact"/>
+              <w:jc w:val="center"/>
+            </w:pPr>
+            <w:r>
+              <w:rPr>
+                <w:bCs/>
+                <w:b/>
+              </w:rPr>
+              <w:t xml:space="preserve">否</w:t>
+            </w:r>
+          </w:p>
+        </w:tc>
+        <w:tc>
+          <w:tcPr/>
+          <w:p>
+            <w:pPr>
+              <w:pStyle w:val="Compact"/>
+              <w:jc w:val="center"/>
+            </w:pPr>
+            <w:r>
+              <w:t xml:space="preserve">—</w:t>
+            </w:r>
+          </w:p>
+        </w:tc>
+        <w:tc>
+          <w:tcPr/>
+          <w:p>
+            <w:pPr>
+              <w:pStyle w:val="Compact"/>
+              <w:jc w:val="left"/>
+            </w:pPr>
+            <w:r>
+              <w:t xml:space="preserve">★</w:t>
+            </w:r>
+            <w:r>
+              <w:t xml:space="preserve"> </w:t>
+            </w:r>
+            <w:r>
+              <w:rPr>
+                <w:bCs/>
+                <w:b/>
+              </w:rPr>
+              <w:t xml:space="preserve">不可分辨</w:t>
+            </w:r>
+            <w:r>
+              <w:t xml:space="preserve">（★ OR 下净 +7）</w:t>
+            </w:r>
+          </w:p>
+        </w:tc>
+      </w:tr>
+      <w:tr>
+        <w:tc>
+          <w:tcPr/>
+          <w:p>
+            <w:pPr>
+              <w:pStyle w:val="Compact"/>
+              <w:jc w:val="left"/>
+            </w:pPr>
+            <w:r>
+              <w:t xml:space="preserve">★</w:t>
+            </w:r>
+            <w:r>
+              <w:t xml:space="preserve"> </w:t>
+            </w:r>
+            <w:r>
+              <w:rPr>
+                <w:bCs/>
+                <w:b/>
+              </w:rPr>
+              <w:t xml:space="preserve">B 承重子层（AND 敏感性，</w:t>
+            </w:r>
+            <w:r>
+              <w:rPr>
+                <w:rStyle w:val="VerbatimChar"/>
+                <w:bCs/>
+                <w:b/>
+              </w:rPr>
+              <w:t xml:space="preserve">W_train_L3</w:t>
+            </w:r>
+            <w:r>
+              <w:rPr>
+                <w:bCs/>
+                <w:b/>
+              </w:rPr>
+              <w:t xml:space="preserve">）</w:t>
+            </w:r>
+          </w:p>
+        </w:tc>
+        <w:tc>
+          <w:tcPr/>
+          <w:p>
+            <w:pPr>
+              <w:pStyle w:val="Compact"/>
+              <w:jc w:val="left"/>
+            </w:pPr>
+            <w:r>
+              <w:t xml:space="preserve">−4, −1, −1, +4</w:t>
+            </w:r>
+          </w:p>
+        </w:tc>
+        <w:tc>
+          <w:tcPr/>
+          <w:p>
+            <w:pPr>
+              <w:pStyle w:val="Compact"/>
+              <w:jc w:val="center"/>
+            </w:pPr>
+            <w:r>
+              <w:rPr>
+                <w:bCs/>
+                <w:b/>
+              </w:rPr>
+              <w:t xml:space="preserve">否</w:t>
+            </w:r>
+          </w:p>
+        </w:tc>
+        <w:tc>
+          <w:tcPr/>
+          <w:p>
+            <w:pPr>
+              <w:pStyle w:val="Compact"/>
+              <w:jc w:val="center"/>
+            </w:pPr>
+            <w:r>
+              <w:t xml:space="preserve">—</w:t>
+            </w:r>
+          </w:p>
+        </w:tc>
+        <w:tc>
+          <w:tcPr/>
+          <w:p>
+            <w:pPr>
+              <w:pStyle w:val="Compact"/>
+              <w:jc w:val="left"/>
+            </w:pPr>
+            <w:r>
+              <w:t xml:space="preserve">★</w:t>
+            </w:r>
+            <w:r>
+              <w:t xml:space="preserve"> </w:t>
+            </w:r>
+            <w:r>
+              <w:rPr>
+                <w:bCs/>
+                <w:b/>
+              </w:rPr>
+              <w:t xml:space="preserve">不可分辨</w:t>
+            </w:r>
+            <w:r>
+              <w:t xml:space="preserve">（★ AND 下净 −2）</w:t>
+            </w:r>
+          </w:p>
+        </w:tc>
+      </w:tr>
+      <w:tr>
+        <w:tc>
+          <w:tcPr/>
+          <w:p>
+            <w:pPr>
+              <w:pStyle w:val="Compact"/>
+              <w:jc w:val="left"/>
+            </w:pPr>
+            <w:r>
               <w:t xml:space="preserve">阳性对照 A（</w:t>
             </w:r>
             <w:r>
@@ -10369,17 +10981,7 @@
         <w:pStyle w:val="BodyText"/>
       </w:pPr>
       <w:r>
-        <w:t xml:space="preserve">⇒ ★</w:t>
-      </w:r>
-      <w:r>
-        <w:t xml:space="preserve"> </w:t>
-      </w:r>
-      <w:r>
-        <w:rPr>
-          <w:bCs/>
-          <w:b/>
-        </w:rPr>
-        <w:t xml:space="preserve">批 1 的判决：口径 A 不可分辨；口径 B 为正（措辞层）。</w:t>
+        <w:t xml:space="preserve">⇒ ★ **批 1 的判决：★ 口径 A 不可分辨；★ 口径 B（断言层）为正（措辞层）；★ ★ 口径 B 的【承重子层】不可分辨（★ OR +6/+7 vs AND −7/−2 ⇒ 方向随口径翻转）★★</w:t>
       </w:r>
     </w:p>
     <w:bookmarkEnd w:id="29"/>
@@ -11404,7 +12006,20 @@
         <w:t xml:space="preserve">AND 口径作敏感性</w:t>
       </w:r>
       <w:r>
-        <w:t xml:space="preserve">（全部行承重才算）⇒ 两者在 §2.4 同表给出（结果相同）。</w:t>
+        <w:t xml:space="preserve">（全部行承重才算）⇒ ★ 两者在 §2.4 同表给出（★</w:t>
+      </w:r>
+      <w:r>
+        <w:t xml:space="preserve"> </w:t>
+      </w:r>
+      <w:r>
+        <w:rPr>
+          <w:bCs/>
+          <w:b/>
+        </w:rPr>
+        <w:t xml:space="preserve">OR 高承重新增 20/21 ｜ AND 高承重新增 7/12 ⇒ ★ 结果不同、★ 净 +6/+7 vs −7/−2 ⇒ 方向翻转</w:t>
+      </w:r>
+      <w:r>
+        <w:t xml:space="preserve">）</w:t>
       </w:r>
     </w:p>
     <w:p>

--- a/papers/净增益双边重算_可粘贴段落_2026-10-25.docx
+++ b/papers/净增益双边重算_可粘贴段落_2026-10-25.docx
@@ -57,13 +57,7 @@
         <w:t xml:space="preserve">✅ 事后重算</w:t>
       </w:r>
       <w:r>
-        <w:t xml:space="preserve">（本轮补算的是已归档产出上的读数，未新增任何模型调用）</w:t>
-      </w:r>
-      <w:r>
-        <w:t xml:space="preserve"> </w:t>
-      </w:r>
-      <w:r>
-        <w:t xml:space="preserve">★</w:t>
+        <w:t xml:space="preserve">（这一轮补算的是已归档产出上的读数，未新增任何模型调用）</w:t>
       </w:r>
       <w:r>
         <w:t xml:space="preserve"> </w:t>
@@ -98,12 +92,6 @@
         <w:t xml:space="preserve"> </w:t>
       </w:r>
       <w:r>
-        <w:t xml:space="preserve">★</w:t>
-      </w:r>
-      <w:r>
-        <w:t xml:space="preserve"> </w:t>
-      </w:r>
-      <w:r>
         <w:rPr>
           <w:bCs/>
           <w:b/>
@@ -137,7 +125,7 @@
         <w:t xml:space="preserve"> </w:t>
       </w:r>
       <w:r>
-        <w:t xml:space="preserve">★ 本轮严格按 ②A 稿 §5.2.4 的字段规格交付（12 个必报字段，一格不缺）。</w:t>
+        <w:t xml:space="preserve">这一轮严格按 ②A 稿 §5.2.4 的字段规格交付（12 个必报字段，一格不缺）。</w:t>
       </w:r>
     </w:p>
     <w:p>
@@ -363,7 +351,14 @@
               <w:jc w:val="left"/>
             </w:pPr>
             <w:r>
-              <w:t xml:space="preserve">★</w:t>
+              <w:rPr>
+                <w:bCs/>
+                <w:b/>
+              </w:rPr>
+              <w:t xml:space="preserve">零假设标定（噪声地板）</w:t>
+            </w:r>
+            <w:r>
+              <w:t xml:space="preserve">：同臂同题 rep1↔rep2 的净增益（8 个纯噪声样本），口径 A 噪声带</w:t>
             </w:r>
             <w:r>
               <w:t xml:space="preserve"> </w:t>
@@ -373,10 +368,10 @@
                 <w:bCs/>
                 <w:b/>
               </w:rPr>
-              <w:t xml:space="preserve">零假设标定（噪声地板）</w:t>
-            </w:r>
-            <w:r>
-              <w:t xml:space="preserve">：同臂同题 rep1↔rep2 的净增益（8 个纯噪声样本）⇒ 口径 A 噪声带</w:t>
+              <w:t xml:space="preserve">≈ ±8</w:t>
+            </w:r>
+            <w:r>
+              <w:t xml:space="preserve">、口径 B</w:t>
             </w:r>
             <w:r>
               <w:t xml:space="preserve"> </w:t>
@@ -386,26 +381,10 @@
                 <w:bCs/>
                 <w:b/>
               </w:rPr>
-              <w:t xml:space="preserve">≈ ±8</w:t>
-            </w:r>
-            <w:r>
-              <w:t xml:space="preserve">、口径 B</w:t>
-            </w:r>
-            <w:r>
-              <w:t xml:space="preserve"> </w:t>
-            </w:r>
-            <w:r>
-              <w:rPr>
-                <w:bCs/>
-                <w:b/>
-              </w:rPr>
               <w:t xml:space="preserve">≈ ±2</w:t>
             </w:r>
             <w:r>
-              <w:t xml:space="preserve"> </w:t>
-            </w:r>
-            <w:r>
-              <w:t xml:space="preserve">⇒ ⇒ 结论 1 的净增益</w:t>
+              <w:t xml:space="preserve">，结论 1 的净增益</w:t>
             </w:r>
             <w:r>
               <w:rPr>
@@ -424,10 +403,7 @@
               <w:jc w:val="center"/>
             </w:pPr>
             <w:r>
-              <w:t xml:space="preserve">⇒</w:t>
-            </w:r>
-            <w:r>
-              <w:t xml:space="preserve"> </w:t>
+              <w:t xml:space="preserve">，</w:t>
             </w:r>
             <w:r>
               <w:rPr>
@@ -542,10 +518,7 @@
               <w:t xml:space="preserve">+4/+4/+3/+3</w:t>
             </w:r>
             <w:r>
-              <w:t xml:space="preserve">（符号一致）⇒</w:t>
-            </w:r>
-            <w:r>
-              <w:t xml:space="preserve"> </w:t>
+              <w:t xml:space="preserve">（符号一致），</w:t>
             </w:r>
             <w:r>
               <w:rPr>
@@ -613,12 +586,6 @@
               <w:jc w:val="left"/>
             </w:pPr>
             <w:r>
-              <w:t xml:space="preserve">★</w:t>
-            </w:r>
-            <w:r>
-              <w:t xml:space="preserve"> </w:t>
-            </w:r>
-            <w:r>
               <w:rPr>
                 <w:bCs/>
                 <w:b/>
@@ -751,7 +718,7 @@
               <w:jc w:val="center"/>
             </w:pPr>
             <w:r>
-              <w:t xml:space="preserve">⇒ ★ 判决口径上的缺口</w:t>
+              <w:t xml:space="preserve">，判决口径上的缺口</w:t>
             </w:r>
             <w:r>
               <w:rPr>
@@ -835,10 +802,7 @@
               <w:t xml:space="preserve"> </w:t>
             </w:r>
             <w:r>
-              <w:t xml:space="preserve">条，舍入带 ±1.8 ⇒</w:t>
-            </w:r>
-            <w:r>
-              <w:t xml:space="preserve"> </w:t>
+              <w:t xml:space="preserve">条，舍入带 ±1.8，</w:t>
             </w:r>
             <w:r>
               <w:rPr>
@@ -885,7 +849,7 @@
         <w:pStyle w:val="Heading3"/>
       </w:pPr>
       <w:r>
-        <w:t xml:space="preserve">★ 最终判决（按 ②A 稿 §5.2.3 三行表逐格判）</w:t>
+        <w:t xml:space="preserve">最终判决（按 ②A 稿 §5.2.3 三行表逐格判）</w:t>
       </w:r>
     </w:p>
     <w:tbl>
@@ -1016,7 +980,7 @@
               <w:jc w:val="left"/>
             </w:pPr>
             <w:r>
-              <w:t xml:space="preserve">⇒ 判决口径</w:t>
+              <w:t xml:space="preserve">，判决口径</w:t>
             </w:r>
             <w:r>
               <w:rPr>
@@ -1091,7 +1055,7 @@
               <w:jc w:val="left"/>
             </w:pPr>
             <w:r>
-              <w:t xml:space="preserve">⇒ 措辞层为正</w:t>
+              <w:t xml:space="preserve">，措辞层为正</w:t>
             </w:r>
           </w:p>
         </w:tc>
@@ -1102,12 +1066,6 @@
         <w:pStyle w:val="BodyText"/>
       </w:pPr>
       <w:r>
-        <w:t xml:space="preserve">⇒ ⇒ ★</w:t>
-      </w:r>
-      <w:r>
-        <w:t xml:space="preserve"> </w:t>
-      </w:r>
-      <w:r>
         <w:rPr>
           <w:bCs/>
           <w:b/>
@@ -1159,7 +1117,7 @@
         <w:t xml:space="preserve"> </w:t>
       </w:r>
       <w:r>
-        <w:t xml:space="preserve">- ⇒</w:t>
+        <w:t xml:space="preserve">-</w:t>
       </w:r>
       <w:r>
         <w:t xml:space="preserve"> </w:t>
@@ -1190,12 +1148,6 @@
         <w:pStyle w:val="BodyText"/>
       </w:pPr>
       <w:r>
-        <w:t xml:space="preserve">★</w:t>
-      </w:r>
-      <w:r>
-        <w:t xml:space="preserve"> </w:t>
-      </w:r>
-      <w:r>
         <w:rPr>
           <w:bCs/>
           <w:b/>
@@ -1216,16 +1168,7 @@
         <w:t xml:space="preserve"> </w:t>
       </w:r>
       <w:r>
-        <w:t xml:space="preserve">—— 措辞层为正（且超出噪声带），</w:t>
-      </w:r>
-      <w:r>
-        <w:t xml:space="preserve"> </w:t>
-      </w:r>
-      <w:r>
-        <w:t xml:space="preserve">结论层落在同 rep 配对基线的噪声带内且在 944 批上未算 ⇒</w:t>
-      </w:r>
-      <w:r>
-        <w:t xml:space="preserve"> </w:t>
+        <w:t xml:space="preserve">—— 措辞层为正（且超出噪声带），结论层落在同 rep 配对基线的噪声带内且在 944 批上未算，</w:t>
       </w:r>
       <w:r>
         <w:rPr>
@@ -1235,13 +1178,7 @@
         <w:t xml:space="preserve">②篇的"负增益"叙事撤下与"正增益"叙事都不能写</w:t>
       </w:r>
       <w:r>
-        <w:t xml:space="preserve">；</w:t>
-      </w:r>
-      <w:r>
-        <w:t xml:space="preserve"> </w:t>
-      </w:r>
-      <w:r>
-        <w:t xml:space="preserve">要正面化只能走"</w:t>
+        <w:t xml:space="preserve">；要正面化只能走"</w:t>
       </w:r>
       <w:r>
         <w:rPr>
@@ -1409,10 +1346,7 @@
               <w:t xml:space="preserve"> </w:t>
             </w:r>
             <w:r>
-              <w:t xml:space="preserve">逐字实现 ⇒</w:t>
-            </w:r>
-            <w:r>
-              <w:t xml:space="preserve"> </w:t>
+              <w:t xml:space="preserve">逐字实现，</w:t>
             </w:r>
             <w:r>
               <w:rPr>
@@ -1743,12 +1677,6 @@
         <w:pStyle w:val="BodyText"/>
       </w:pPr>
       <w:r>
-        <w:t xml:space="preserve">★</w:t>
-      </w:r>
-      <w:r>
-        <w:t xml:space="preserve"> </w:t>
-      </w:r>
-      <w:r>
         <w:rPr>
           <w:bCs/>
           <w:b/>
@@ -1874,7 +1802,7 @@
         <w:t xml:space="preserve">load_bearing ∧ verify_status=supported</w:t>
       </w:r>
       <w:r>
-        <w:t xml:space="preserve">）⇒ 语义上更接近</w:t>
+        <w:t xml:space="preserve">），语义上更接近</w:t>
       </w:r>
       <w:r>
         <w:t xml:space="preserve"> </w:t>
@@ -1951,12 +1879,6 @@
         <w:t xml:space="preserve"> </w:t>
       </w:r>
       <w:r>
-        <w:t xml:space="preserve">⇒ ★</w:t>
-      </w:r>
-      <w:r>
-        <w:t xml:space="preserve"> </w:t>
-      </w:r>
-      <w:r>
         <w:rPr>
           <w:bCs/>
           <w:b/>
@@ -1964,13 +1886,7 @@
         <w:t xml:space="preserve">A 与 A′ 不混用</w:t>
       </w:r>
       <w:r>
-        <w:t xml:space="preserve">：两者在批 1 上给出不同数（W_design_L2：−7 vs −2），</w:t>
-      </w:r>
-      <w:r>
-        <w:t xml:space="preserve"> </w:t>
-      </w:r>
-      <w:r>
-        <w:t xml:space="preserve">这本身说明"结论层"的数</w:t>
+        <w:t xml:space="preserve">：两者在批 1 上给出不同数（W_design_L2：−7 vs −2），这本身说明"结论层"的数</w:t>
       </w:r>
       <w:r>
         <w:rPr>
@@ -1980,7 +1896,7 @@
         <w:t xml:space="preserve">对过滤器敏感</w:t>
       </w:r>
       <w:r>
-        <w:t xml:space="preserve">⇒ 又一条"不可分辨"的理由。</w:t>
+        <w:t xml:space="preserve">，又一条"不可分辨"的理由。</w:t>
       </w:r>
     </w:p>
     <w:bookmarkEnd w:id="22"/>
@@ -1990,7 +1906,7 @@
         <w:pStyle w:val="Heading3"/>
       </w:pPr>
       <w:r>
-        <w:t xml:space="preserve">1.1 ★ 零假设标定（噪声地板）：</w:t>
+        <w:t xml:space="preserve">1.1 零假设标定（噪声地板）：</w:t>
       </w:r>
       <w:r>
         <w:rPr>
@@ -2028,7 +1944,7 @@
         <w:t xml:space="preserve"> </w:t>
       </w:r>
       <w:r>
-        <w:t xml:space="preserve">⇒ 把 rep2 当被测臂、rep1 当基线算出来的净增益，就是</w:t>
+        <w:t xml:space="preserve">把 rep2 当被测臂、rep1 当基线算出来的净增益，就是</w:t>
       </w:r>
       <w:r>
         <w:rPr>
@@ -2041,7 +1957,7 @@
         <w:t xml:space="preserve"> </w:t>
       </w:r>
       <w:r>
-        <w:t xml:space="preserve">⇒ §5.2.3 的"不可分辨"档（</w:t>
+        <w:t xml:space="preserve">§5.2.3 的"不可分辨"档（</w:t>
       </w:r>
       <w:r>
         <w:rPr>
@@ -2785,12 +2701,6 @@
         <w:pStyle w:val="BodyText"/>
       </w:pPr>
       <w:r>
-        <w:t xml:space="preserve">★</w:t>
-      </w:r>
-      <w:r>
-        <w:t xml:space="preserve"> </w:t>
-      </w:r>
-      <w:r>
         <w:rPr>
           <w:bCs/>
           <w:b/>
@@ -2841,7 +2751,7 @@
         <w:t xml:space="preserve"> </w:t>
       </w:r>
       <w:r>
-        <w:t xml:space="preserve">⇒ 合计</w:t>
+        <w:t xml:space="preserve">合计</w:t>
       </w:r>
       <w:r>
         <w:t xml:space="preserve"> </w:t>
@@ -2854,13 +2764,13 @@
         <w:t xml:space="preserve">0</w:t>
       </w:r>
       <w:r>
-        <w:t xml:space="preserve">、落在噪声带内 ⇒ ★ 证明"无差异 ⇒ 净增益≈0"这条链条在数据上是成立的</w:t>
-      </w:r>
-      <w:r>
-        <w:t xml:space="preserve"> </w:t>
-      </w:r>
-      <w:r>
-        <w:t xml:space="preserve">⇒ 于是"工作流臂口径 A 逐配对 −1/+3/−9/0"这种</w:t>
+        <w:t xml:space="preserve">、落在噪声带内，证明"无差异，净增益≈0"这条链条在数据上是成立的</w:t>
+      </w:r>
+      <w:r>
+        <w:t xml:space="preserve"> </w:t>
+      </w:r>
+      <w:r>
+        <w:t xml:space="preserve">于是"工作流臂口径 A 逐配对 −1/+3/−9/0"这种</w:t>
       </w:r>
       <w:r>
         <w:rPr>
@@ -3029,12 +2939,6 @@
       </w:r>
       <w:r>
         <w:t xml:space="preserve">；</w:t>
-      </w:r>
-      <w:r>
-        <w:t xml:space="preserve"> </w:t>
-      </w:r>
-      <w:r>
-        <w:t xml:space="preserve">★</w:t>
       </w:r>
       <w:r>
         <w:t xml:space="preserve"> </w:t>
@@ -5946,13 +5850,13 @@
       </w:tr>
     </w:tbl>
     <w:bookmarkEnd w:id="25"/>
-    <w:bookmarkStart w:id="26" w:name="失败路径仪器层零-剔除不以-0-冒充读数"/>
+    <w:bookmarkStart w:id="26" w:name="失败路径仪器层零剔除不以-0-冒充读数"/>
     <w:p>
       <w:pPr>
         <w:pStyle w:val="Heading3"/>
       </w:pPr>
       <w:r>
-        <w:t xml:space="preserve">2.2 ★ 失败路径（仪器层零 ⇒ 剔除，</w:t>
+        <w:t xml:space="preserve">2.2 失败路径（仪器层零，剔除，</w:t>
       </w:r>
       <w:r>
         <w:rPr>
@@ -6122,10 +6026,7 @@
               <w:t xml:space="preserve">chat_stats=null</w:t>
             </w:r>
             <w:r>
-              <w:t xml:space="preserve">，6 次调用）⇒</w:t>
-            </w:r>
-            <w:r>
-              <w:t xml:space="preserve"> </w:t>
+              <w:t xml:space="preserve">，6 次调用），</w:t>
             </w:r>
             <w:r>
               <w:rPr>
@@ -6293,12 +6194,6 @@
         <w:pStyle w:val="BodyText"/>
       </w:pPr>
       <w:r>
-        <w:t xml:space="preserve">★</w:t>
-      </w:r>
-      <w:r>
-        <w:t xml:space="preserve"> </w:t>
-      </w:r>
-      <w:r>
         <w:rPr>
           <w:rStyle w:val="VerbatimChar"/>
         </w:rPr>
@@ -6370,13 +6265,7 @@
         <w:t xml:space="preserve"> </w:t>
       </w:r>
       <w:r>
-        <w:t xml:space="preserve">时会给 0.0；</w:t>
-      </w:r>
-      <w:r>
-        <w:t xml:space="preserve"> </w:t>
-      </w:r>
-      <w:r>
-        <w:t xml:space="preserve">给</w:t>
+        <w:t xml:space="preserve">时会给 0.0；给</w:t>
       </w:r>
       <w:r>
         <w:t xml:space="preserve"> </w:t>
@@ -6401,7 +6290,7 @@
         <w:t xml:space="preserve">测量路径没跑完</w:t>
       </w:r>
       <w:r>
-        <w:t xml:space="preserve">）⇒ 这 3 行</w:t>
+        <w:t xml:space="preserve">），这 3 行</w:t>
       </w:r>
       <w:r>
         <w:rPr>
@@ -8358,12 +8247,6 @@
         <w:pStyle w:val="BodyText"/>
       </w:pPr>
       <w:r>
-        <w:t xml:space="preserve">★</w:t>
-      </w:r>
-      <w:r>
-        <w:t xml:space="preserve"> </w:t>
-      </w:r>
-      <w:r>
         <w:rPr>
           <w:bCs/>
           <w:b/>
@@ -8381,13 +8264,7 @@
         <w:t xml:space="preserve">无一字重合</w:t>
       </w:r>
       <w:r>
-        <w:t xml:space="preserve">。</w:t>
-      </w:r>
-      <w:r>
-        <w:t xml:space="preserve"> </w:t>
-      </w:r>
-      <w:r>
-        <w:t xml:space="preserve">⇒ 这是</w:t>
+        <w:t xml:space="preserve">。这是</w:t>
       </w:r>
       <w:r>
         <w:rPr>
@@ -8407,13 +8284,7 @@
         <w:t xml:space="preserve">表述方式的差异</w:t>
       </w:r>
       <w:r>
-        <w:t xml:space="preserve">，</w:t>
-      </w:r>
-      <w:r>
-        <w:t xml:space="preserve"> </w:t>
-      </w:r>
-      <w:r>
-        <w:t xml:space="preserve">必须配合 §2.6 的改写感知读。</w:t>
+        <w:t xml:space="preserve">，必须配合 §2.6 的改写感知读。</w:t>
       </w:r>
     </w:p>
     <w:bookmarkEnd w:id="27"/>
@@ -8542,10 +8413,7 @@
               <w:t xml:space="preserve">B 净</w:t>
             </w:r>
             <w:r>
-              <w:t xml:space="preserve">（★</w:t>
-            </w:r>
-            <w:r>
-              <w:t xml:space="preserve"> </w:t>
+              <w:t xml:space="preserve">（</w:t>
             </w:r>
             <w:r>
               <w:rPr>
@@ -8591,7 +8459,7 @@
               <w:jc w:val="right"/>
             </w:pPr>
             <w:r>
-              <w:t xml:space="preserve">高承重新增(★</w:t>
+              <w:t xml:space="preserve">高承重新增(</w:t>
             </w:r>
             <w:r>
               <w:t xml:space="preserve"> </w:t>
@@ -9125,7 +8993,7 @@
               <w:t xml:space="preserve">20</w:t>
             </w:r>
             <w:r>
-              <w:t xml:space="preserve">（★ AND</w:t>
+              <w:t xml:space="preserve">（AND</w:t>
             </w:r>
             <w:r>
               <w:t xml:space="preserve"> </w:t>
@@ -9318,7 +9186,7 @@
               <w:t xml:space="preserve">21</w:t>
             </w:r>
             <w:r>
-              <w:t xml:space="preserve">（★ AND</w:t>
+              <w:t xml:space="preserve">（AND</w:t>
             </w:r>
             <w:r>
               <w:t xml:space="preserve"> </w:t>
@@ -9382,12 +9250,6 @@
         <w:pStyle w:val="BodyText"/>
       </w:pPr>
       <w:r>
-        <w:t xml:space="preserve">★</w:t>
-      </w:r>
-      <w:r>
-        <w:t xml:space="preserve"> </w:t>
-      </w:r>
-      <w:r>
         <w:rPr>
           <w:bCs/>
           <w:b/>
@@ -9432,40 +9294,17 @@
         <w:t xml:space="preserve"> </w:t>
       </w:r>
       <w:r>
-        <w:t xml:space="preserve">的口径下只取承重卡）⇒ ★</w:t>
-      </w:r>
-      <w:r>
-        <w:t xml:space="preserve"> </w:t>
-      </w:r>
-      <w:r>
-        <w:rPr>
-          <w:bCs/>
-          <w:b/>
-        </w:rPr>
-        <w:t xml:space="preserve">高承重新增 = |新增|、高承重丢失 = |丢失|、</w:t>
-      </w:r>
-      <w:r>
-        <w:rPr>
-          <w:bCs/>
-          <w:b/>
-        </w:rPr>
-        <w:t xml:space="preserve"> </w:t>
-      </w:r>
-      <w:r>
-        <w:rPr>
-          <w:bCs/>
-          <w:b/>
-        </w:rPr>
-        <w:t xml:space="preserve">低承重新增 = 0、低承重丢失 = 0</w:t>
-      </w:r>
-      <w:r>
-        <w:t xml:space="preserve">（逐配对见 §2.3 的 A 列）。</w:t>
-      </w:r>
-      <w:r>
-        <w:t xml:space="preserve"> </w:t>
-      </w:r>
-      <w:r>
-        <w:t xml:space="preserve">⇒ 即：</w:t>
+        <w:t xml:space="preserve">的口径下只取承重卡），</w:t>
+      </w:r>
+      <w:r>
+        <w:rPr>
+          <w:bCs/>
+          <w:b/>
+        </w:rPr>
+        <w:t xml:space="preserve">高承重新增 = |新增|、高承重丢失 = |丢失|、低承重新增 = 0、低承重丢失 = 0</w:t>
+      </w:r>
+      <w:r>
+        <w:t xml:space="preserve">（逐配对见 §2.3 的 A 列）。即：</w:t>
       </w:r>
       <w:r>
         <w:rPr>
@@ -9475,10 +9314,7 @@
         <w:t xml:space="preserve">口径 A 上的"承重"是定义性的，不是额外的检验</w:t>
       </w:r>
       <w:r>
-        <w:t xml:space="preserve"> </w:t>
-      </w:r>
-      <w:r>
-        <w:t xml:space="preserve">⇒ ★ 承重分层的</w:t>
+        <w:t xml:space="preserve">，承重分层的</w:t>
       </w:r>
       <w:r>
         <w:rPr>
@@ -9496,12 +9332,6 @@
         <w:pStyle w:val="BodyText"/>
       </w:pPr>
       <w:r>
-        <w:t xml:space="preserve">★</w:t>
-      </w:r>
-      <w:r>
-        <w:t xml:space="preserve"> </w:t>
-      </w:r>
-      <w:r>
         <w:rPr>
           <w:bCs/>
           <w:b/>
@@ -9538,10 +9368,7 @@
         <w:t xml:space="preserve">高承重丢失 14 / 14</w:t>
       </w:r>
       <w:r>
-        <w:t xml:space="preserve"> </w:t>
-      </w:r>
-      <w:r>
-        <w:t xml:space="preserve">⇒ 承重部分净</w:t>
+        <w:t xml:space="preserve">，承重部分净</w:t>
       </w:r>
       <w:r>
         <w:t xml:space="preserve"> </w:t>
@@ -9580,10 +9407,7 @@
         <w:t xml:space="preserve">低承重丢失 4 / 4</w:t>
       </w:r>
       <w:r>
-        <w:t xml:space="preserve"> </w:t>
-      </w:r>
-      <w:r>
-        <w:t xml:space="preserve">⇒ 低承重部分净</w:t>
+        <w:t xml:space="preserve">，低承重部分净</w:t>
       </w:r>
       <w:r>
         <w:t xml:space="preserve"> </w:t>
@@ -9599,12 +9423,6 @@
         <w:t xml:space="preserve"> </w:t>
       </w:r>
       <w:r>
-        <w:t xml:space="preserve">⇒ ⇒ ★</w:t>
-      </w:r>
-      <w:r>
-        <w:t xml:space="preserve"> </w:t>
-      </w:r>
-      <w:r>
         <w:rPr>
           <w:bCs/>
           <w:b/>
@@ -9625,7 +9443,7 @@
         <w:t xml:space="preserve">+6 / +7</w:t>
       </w:r>
       <w:r>
-        <w:t xml:space="preserve">（★ 高承重新增 20/21 − 高承重丢失 14/14），</w:t>
+        <w:t xml:space="preserve">（高承重新增 20/21 − 高承重丢失 14/14），</w:t>
       </w:r>
       <w:r>
         <w:rPr>
@@ -9638,33 +9456,24 @@
         <w:t xml:space="preserve"> </w:t>
       </w:r>
       <w:r>
-        <w:t xml:space="preserve">⇒ ⇒ ★</w:t>
-      </w:r>
-      <w:r>
-        <w:t xml:space="preserve"> </w:t>
-      </w:r>
-      <w:r>
-        <w:rPr>
-          <w:bCs/>
-          <w:b/>
-        </w:rPr>
-        <w:t xml:space="preserve">净 +14（★ 表里「B 净」那一列）是【断言层的总净增益】，★ 不是【承重子层的净】</w:t>
-      </w:r>
-      <w:r>
-        <w:t xml:space="preserve">⇒ ★</w:t>
-      </w:r>
-      <w:r>
-        <w:t xml:space="preserve"> </w:t>
-      </w:r>
-      <w:r>
-        <w:rPr>
-          <w:bCs/>
-          <w:b/>
-        </w:rPr>
-        <w:t xml:space="preserve">「加得多、也丢得多」的合成结果，★ 不是「没有丢失」</w:t>
-      </w:r>
-      <w:r>
-        <w:t xml:space="preserve">⇒ ★ ★★ **承重子层的净 = 高承重新增 − 高承重丢失：★ OR 主口径 +6/+7 ｜ AND 敏感性口径（高承重新增只有 7/12）= −7/−2 ⇒ ★ 方向随口径翻转 ⇒ 承重子层【不可分辨】★★</w:t>
+        <w:rPr>
+          <w:bCs/>
+          <w:b/>
+        </w:rPr>
+        <w:t xml:space="preserve">净 +14（表里「B 净」那一列）是【断言层的总净增益】，不是【承重子层的净】</w:t>
+      </w:r>
+      <w:r>
+        <w:t xml:space="preserve">，</w:t>
+      </w:r>
+      <w:r>
+        <w:rPr>
+          <w:bCs/>
+          <w:b/>
+        </w:rPr>
+        <w:t xml:space="preserve">「加得多、也丢得多」的合成结果，不是「没有丢失」</w:t>
+      </w:r>
+      <w:r>
+        <w:t xml:space="preserve">，**承重子层的净 = 高承重新增 − 高承重丢失： OR 主口径 +6/+7 ｜ AND 敏感性口径（高承重新增只有 7/12）= −7/−2，方向随口径翻转，承重子层【不可分辨】</w:t>
       </w:r>
     </w:p>
     <w:p>
@@ -9685,7 +9494,7 @@
         <w:t xml:space="preserve"> </w:t>
       </w:r>
       <w:r>
-        <w:t xml:space="preserve">- ★</w:t>
+        <w:t xml:space="preserve">-</w:t>
       </w:r>
       <w:r>
         <w:t xml:space="preserve"> </w:t>
@@ -9698,7 +9507,7 @@
         <w:t xml:space="preserve">承重聚合 OR → AND</w:t>
       </w:r>
       <w:r>
-        <w:t xml:space="preserve">：★</w:t>
+        <w:t xml:space="preserve">：</w:t>
       </w:r>
       <w:r>
         <w:t xml:space="preserve"> </w:t>
@@ -9724,23 +9533,23 @@
         <w:t xml:space="preserve">+14 → +14</w:t>
       </w:r>
       <w:r>
-        <w:t xml:space="preserve">（★ 不变，★ 因为断言层净与承重口径无关）★</w:t>
-      </w:r>
-      <w:r>
-        <w:t xml:space="preserve"> </w:t>
-      </w:r>
-      <w:r>
-        <w:rPr>
-          <w:bCs/>
-          <w:b/>
-        </w:rPr>
-        <w:t xml:space="preserve">但【承重子层】是 +6/+7 → −7/−2 ⇒ ★ 方向翻转</w:t>
-      </w:r>
-      <w:r>
-        <w:t xml:space="preserve"> </w:t>
-      </w:r>
-      <w:r>
-        <w:t xml:space="preserve">- 归一化 v1 → v2（再去标点）：★</w:t>
+        <w:t xml:space="preserve">（不变，因为断言层净与承重口径无关）</w:t>
+      </w:r>
+      <w:r>
+        <w:t xml:space="preserve"> </w:t>
+      </w:r>
+      <w:r>
+        <w:rPr>
+          <w:bCs/>
+          <w:b/>
+        </w:rPr>
+        <w:t xml:space="preserve">但【承重子层】是 +6/+7 → −7/−2，方向翻转</w:t>
+      </w:r>
+      <w:r>
+        <w:t xml:space="preserve"> </w:t>
+      </w:r>
+      <w:r>
+        <w:t xml:space="preserve">- 归一化 v1 → v2（再去标点）：</w:t>
       </w:r>
       <w:r>
         <w:t xml:space="preserve"> </w:t>
@@ -9772,7 +9581,7 @@
         <w:t xml:space="preserve"> </w:t>
       </w:r>
       <w:r>
-        <w:t xml:space="preserve">- ★ 结论层过滤器 A → A′：</w:t>
+        <w:t xml:space="preserve">- 结论层过滤器 A → A′：</w:t>
       </w:r>
       <w:r>
         <w:rPr>
@@ -9826,12 +9635,6 @@
         <w:t xml:space="preserve"> </w:t>
       </w:r>
       <w:r>
-        <w:t xml:space="preserve">⇒ ⇒ ★</w:t>
-      </w:r>
-      <w:r>
-        <w:t xml:space="preserve"> </w:t>
-      </w:r>
-      <w:r>
         <w:rPr>
           <w:bCs/>
           <w:b/>
@@ -9849,49 +9652,37 @@
         <w:t xml:space="preserve">稳</w:t>
       </w:r>
       <w:r>
-        <w:t xml:space="preserve">；★ ★</w:t>
-      </w:r>
-      <w:r>
-        <w:t xml:space="preserve"> </w:t>
-      </w:r>
-      <w:r>
-        <w:rPr>
-          <w:bCs/>
-          <w:b/>
-        </w:rPr>
-        <w:t xml:space="preserve">但【承重子层】不稳（★ OR +6/+7 vs AND −7/−2 ⇒ 方向翻转）</w:t>
-      </w:r>
-      <w:r>
-        <w:t xml:space="preserve">⇒ ★</w:t>
-      </w:r>
-      <w:r>
-        <w:t xml:space="preserve"> </w:t>
-      </w:r>
-      <w:r>
-        <w:rPr>
-          <w:bCs/>
-          <w:b/>
-        </w:rPr>
+        <w:t xml:space="preserve">；</w:t>
+      </w:r>
+      <w:r>
+        <w:t xml:space="preserve"> </w:t>
+      </w:r>
+      <w:r>
+        <w:rPr>
+          <w:bCs/>
+          <w:b/>
+        </w:rPr>
+        <w:t xml:space="preserve">但【承重子层】不稳（OR +6/+7 vs AND −7/−2，方向翻转）</w:t>
+      </w:r>
+      <w:r>
         <w:t xml:space="preserve">承重子层的判决 = 不可分辨</w:t>
       </w:r>
       <w:r>
-        <w:t xml:space="preserve">；★</w:t>
-      </w:r>
-      <w:r>
-        <w:t xml:space="preserve"> </w:t>
-      </w:r>
-      <w:r>
-        <w:rPr>
-          <w:bCs/>
-          <w:b/>
-        </w:rPr>
-        <w:t xml:space="preserve">口径 A 的结果对过滤器敏感</w:t>
-      </w:r>
-      <w:r>
-        <w:t xml:space="preserve"> </w:t>
-      </w:r>
-      <w:r>
-        <w:t xml:space="preserve">⇒ 又一条「结论层不可分辨」的理由。</w:t>
+        <w:rPr>
+          <w:bCs/>
+          <w:b/>
+        </w:rPr>
+        <w:t xml:space="preserve">；</w:t>
+      </w:r>
+      <w:r>
+        <w:rPr>
+          <w:bCs/>
+          <w:b/>
+        </w:rPr>
+        <w:t xml:space="preserve"> </w:t>
+      </w:r>
+      <w:r>
+        <w:t xml:space="preserve">口径 A 的结果对过滤器敏感** 又一条「结论层不可分辨」的理由。</w:t>
       </w:r>
     </w:p>
     <w:bookmarkEnd w:id="28"/>
@@ -9901,7 +9692,7 @@
         <w:pStyle w:val="Heading3"/>
       </w:pPr>
       <w:r>
-        <w:t xml:space="preserve">2.5 ★ 零假设标定与判读（批 1）</w:t>
+        <w:t xml:space="preserve">2.5 零假设标定与判读（批 1）</w:t>
       </w:r>
     </w:p>
     <w:tbl>
@@ -10497,12 +10288,6 @@
               <w:jc w:val="left"/>
             </w:pPr>
             <w:r>
-              <w:t xml:space="preserve">★</w:t>
-            </w:r>
-            <w:r>
-              <w:t xml:space="preserve"> </w:t>
-            </w:r>
-            <w:r>
               <w:rPr>
                 <w:bCs/>
                 <w:b/>
@@ -10574,12 +10359,6 @@
               <w:jc w:val="left"/>
             </w:pPr>
             <w:r>
-              <w:t xml:space="preserve">★</w:t>
-            </w:r>
-            <w:r>
-              <w:t xml:space="preserve"> </w:t>
-            </w:r>
-            <w:r>
               <w:rPr>
                 <w:bCs/>
                 <w:b/>
@@ -10587,7 +10366,7 @@
               <w:t xml:space="preserve">不可分辨</w:t>
             </w:r>
             <w:r>
-              <w:t xml:space="preserve">（★ OR 下净 +6）</w:t>
+              <w:t xml:space="preserve">（OR 下净 +6）</w:t>
             </w:r>
           </w:p>
         </w:tc>
@@ -10601,12 +10380,6 @@
               <w:jc w:val="left"/>
             </w:pPr>
             <w:r>
-              <w:t xml:space="preserve">★</w:t>
-            </w:r>
-            <w:r>
-              <w:t xml:space="preserve"> </w:t>
-            </w:r>
-            <w:r>
               <w:rPr>
                 <w:bCs/>
                 <w:b/>
@@ -10678,12 +10451,6 @@
               <w:jc w:val="left"/>
             </w:pPr>
             <w:r>
-              <w:t xml:space="preserve">★</w:t>
-            </w:r>
-            <w:r>
-              <w:t xml:space="preserve"> </w:t>
-            </w:r>
-            <w:r>
               <w:rPr>
                 <w:bCs/>
                 <w:b/>
@@ -10691,7 +10458,7 @@
               <w:t xml:space="preserve">不可分辨</w:t>
             </w:r>
             <w:r>
-              <w:t xml:space="preserve">（★ AND 下净 −7）</w:t>
+              <w:t xml:space="preserve">（AND 下净 −7）</w:t>
             </w:r>
           </w:p>
         </w:tc>
@@ -10705,12 +10472,6 @@
               <w:jc w:val="left"/>
             </w:pPr>
             <w:r>
-              <w:t xml:space="preserve">★</w:t>
-            </w:r>
-            <w:r>
-              <w:t xml:space="preserve"> </w:t>
-            </w:r>
-            <w:r>
               <w:rPr>
                 <w:bCs/>
                 <w:b/>
@@ -10782,12 +10543,6 @@
               <w:jc w:val="left"/>
             </w:pPr>
             <w:r>
-              <w:t xml:space="preserve">★</w:t>
-            </w:r>
-            <w:r>
-              <w:t xml:space="preserve"> </w:t>
-            </w:r>
-            <w:r>
               <w:rPr>
                 <w:bCs/>
                 <w:b/>
@@ -10795,7 +10550,7 @@
               <w:t xml:space="preserve">不可分辨</w:t>
             </w:r>
             <w:r>
-              <w:t xml:space="preserve">（★ OR 下净 +7）</w:t>
+              <w:t xml:space="preserve">（OR 下净 +7）</w:t>
             </w:r>
           </w:p>
         </w:tc>
@@ -10809,12 +10564,6 @@
               <w:jc w:val="left"/>
             </w:pPr>
             <w:r>
-              <w:t xml:space="preserve">★</w:t>
-            </w:r>
-            <w:r>
-              <w:t xml:space="preserve"> </w:t>
-            </w:r>
-            <w:r>
               <w:rPr>
                 <w:bCs/>
                 <w:b/>
@@ -10886,12 +10635,6 @@
               <w:jc w:val="left"/>
             </w:pPr>
             <w:r>
-              <w:t xml:space="preserve">★</w:t>
-            </w:r>
-            <w:r>
-              <w:t xml:space="preserve"> </w:t>
-            </w:r>
-            <w:r>
               <w:rPr>
                 <w:bCs/>
                 <w:b/>
@@ -10899,7 +10642,7 @@
               <w:t xml:space="preserve">不可分辨</w:t>
             </w:r>
             <w:r>
-              <w:t xml:space="preserve">（★ AND 下净 −2）</w:t>
+              <w:t xml:space="preserve">（AND 下净 −2）</w:t>
             </w:r>
           </w:p>
         </w:tc>
@@ -10981,50 +10724,44 @@
         <w:pStyle w:val="BodyText"/>
       </w:pPr>
       <w:r>
-        <w:t xml:space="preserve">⇒ ★ **批 1 的判决：★ 口径 A 不可分辨；★ 口径 B（断言层）为正（措辞层）；★ ★ 口径 B 的【承重子层】不可分辨（★ OR +6/+7 vs AND −7/−2 ⇒ 方向随口径翻转）★★</w:t>
+        <w:t xml:space="preserve">**批 1 的判决：口径 A 不可分辨；口径 B（断言层）为正（措辞层）；口径 B 的【承重子层】不可分辨（OR +6/+7 vs AND −7/−2，方向随口径翻转）</w:t>
       </w:r>
     </w:p>
     <w:bookmarkEnd w:id="29"/>
-    <w:bookmarkStart w:id="30" w:name="改写感知细分口径-b真新增真丢失-vs-换句话说"/>
+    <w:bookmarkStart w:id="30" w:name="X2e774283c716d68158331013a1e8cd824b6ad72"/>
     <w:p>
       <w:pPr>
         <w:pStyle w:val="Heading3"/>
       </w:pPr>
       <w:r>
-        <w:t xml:space="preserve">2.6 ★ 改写感知细分（口径 B：真新增/真丢失 vs 换句话说）</w:t>
+        <w:t xml:space="preserve">2.6 改写感知细分（口径 B：真新增/真丢失 vs 换句话说）用仓内自己的判定器件判"是不是同一件事"：</w:t>
+      </w:r>
+      <w:r>
+        <w:rPr>
+          <w:rStyle w:val="VerbatimChar"/>
+        </w:rPr>
+        <w:t xml:space="preserve">anchor_out.decision_fingerprint</w:t>
+      </w:r>
+      <w:r>
+        <w:t xml:space="preserve"> </w:t>
+      </w:r>
+      <w:r>
+        <w:t xml:space="preserve">+</w:t>
+      </w:r>
+      <w:r>
+        <w:t xml:space="preserve"> </w:t>
+      </w:r>
+      <w:r>
+        <w:rPr>
+          <w:rStyle w:val="VerbatimChar"/>
+        </w:rPr>
+        <w:t xml:space="preserve">_fingerprint_match</w:t>
       </w:r>
     </w:p>
     <w:p>
       <w:pPr>
         <w:pStyle w:val="FirstParagraph"/>
       </w:pPr>
-      <w:r>
-        <w:t xml:space="preserve">用仓内自己的判定器件判"是不是同一件事"：</w:t>
-      </w:r>
-      <w:r>
-        <w:rPr>
-          <w:rStyle w:val="VerbatimChar"/>
-        </w:rPr>
-        <w:t xml:space="preserve">anchor_out.decision_fingerprint</w:t>
-      </w:r>
-      <w:r>
-        <w:t xml:space="preserve"> </w:t>
-      </w:r>
-      <w:r>
-        <w:t xml:space="preserve">+</w:t>
-      </w:r>
-      <w:r>
-        <w:t xml:space="preserve"> </w:t>
-      </w:r>
-      <w:r>
-        <w:rPr>
-          <w:rStyle w:val="VerbatimChar"/>
-        </w:rPr>
-        <w:t xml:space="preserve">_fingerprint_match</w:t>
-      </w:r>
-      <w:r>
-        <w:t xml:space="preserve"> </w:t>
-      </w:r>
       <w:r>
         <w:t xml:space="preserve">（选项标记一致 ∧ 数值集合完全相同 ∧ 内容 2-gram 覆盖率 ≥ 0.35），另报高重合项。</w:t>
       </w:r>
@@ -11527,7 +11264,7 @@
         <w:pStyle w:val="BodyText"/>
       </w:pPr>
       <w:r>
-        <w:t xml:space="preserve">⇒ 两个工作流臂的"换句话说"新增与丢失</w:t>
+        <w:t xml:space="preserve">两个工作流臂的"换句话说"新增与丢失</w:t>
       </w:r>
       <w:r>
         <w:rPr>
@@ -11537,7 +11274,7 @@
         <w:t xml:space="preserve">恰好相等</w:t>
       </w:r>
       <w:r>
-        <w:t xml:space="preserve">（6/6、2/2）⇒ 剔除改写后净增益</w:t>
+        <w:t xml:space="preserve">（6/6、2/2），剔除改写后净增益</w:t>
       </w:r>
       <w:r>
         <w:rPr>
@@ -11548,12 +11285,6 @@
       </w:r>
       <w:r>
         <w:t xml:space="preserve">（+14）</w:t>
-      </w:r>
-      <w:r>
-        <w:t xml:space="preserve"> </w:t>
-      </w:r>
-      <w:r>
-        <w:t xml:space="preserve">⇒ ⇒</w:t>
       </w:r>
       <w:r>
         <w:t xml:space="preserve"> </w:t>
@@ -11586,7 +11317,7 @@
         <w:pStyle w:val="Heading3"/>
       </w:pPr>
       <w:r>
-        <w:t xml:space="preserve">2.7 ★ 归一化规则（口径 B 的元素怎么定的）</w:t>
+        <w:t xml:space="preserve">2.7 归一化规则（口径 B 的元素怎么定的）</w:t>
       </w:r>
     </w:p>
     <w:p>
@@ -11740,7 +11471,7 @@
         <w:t xml:space="preserve">supports_conclusions</w:t>
       </w:r>
       <w:r>
-        <w:t xml:space="preserve">）⇒ 承重分层只可能挂在</w:t>
+        <w:t xml:space="preserve">），承重分层只可能挂在</w:t>
       </w:r>
       <w:r>
         <w:t xml:space="preserve"> </w:t>
@@ -11829,13 +11560,7 @@
         <w:t xml:space="preserve">删数字千分位逗号</w:t>
       </w:r>
       <w:r>
-        <w:t xml:space="preserve">（"7,450 MB/s" → "7450 MB/s"）★ 纯写法差异，不改语义；</w:t>
-      </w:r>
-      <w:r>
-        <w:t xml:space="preserve"> </w:t>
-      </w:r>
-      <w:r>
-        <w:t xml:space="preserve">不删的话基线与工作流臂会因写法不同而互相误判成"新增/丢失"</w:t>
+        <w:t xml:space="preserve">（"7,450 MB/s" → "7450 MB/s"）纯写法差异，不改语义；不删的话基线与工作流臂会因写法不同而互相误判成"新增/丢失"</w:t>
       </w:r>
     </w:p>
     <w:p>
@@ -11860,10 +11585,7 @@
         <w:t xml:space="preserve">一律不合并</w:t>
       </w:r>
       <w:r>
-        <w:t xml:space="preserve"> </w:t>
-      </w:r>
-      <w:r>
-        <w:t xml:space="preserve">⇒ 由 §2.6 的改写感知细分单独量化，</w:t>
+        <w:t xml:space="preserve">，由 §2.6 的改写感知细分单独量化，</w:t>
       </w:r>
       <w:r>
         <w:t xml:space="preserve"> </w:t>
@@ -11901,13 +11623,7 @@
         <w:t xml:space="preserve">完全相同</w:t>
       </w:r>
       <w:r>
-        <w:t xml:space="preserve">的断言文本算同一条。</w:t>
-      </w:r>
-      <w:r>
-        <w:t xml:space="preserve"> </w:t>
-      </w:r>
-      <w:r>
-        <w:t xml:space="preserve">★ 实测：工作流臂 3 帧 × 4 卡片 =</w:t>
+        <w:t xml:space="preserve">的断言文本算同一条。实测：工作流臂 3 帧 × 4 卡片 =</w:t>
       </w:r>
       <w:r>
         <w:t xml:space="preserve"> </w:t>
@@ -11980,10 +11696,7 @@
         <w:t xml:space="preserve"> </w:t>
       </w:r>
       <w:r>
-        <w:t xml:space="preserve">文本相同）⇒</w:t>
-      </w:r>
-      <w:r>
-        <w:t xml:space="preserve"> </w:t>
+        <w:t xml:space="preserve">文本相同），</w:t>
       </w:r>
       <w:r>
         <w:rPr>
@@ -11993,7 +11706,7 @@
         <w:t xml:space="preserve">主口径 OR</w:t>
       </w:r>
       <w:r>
-        <w:t xml:space="preserve">（任一行承重 ⇒ 承重），</w:t>
+        <w:t xml:space="preserve">（任一行承重，承重），</w:t>
       </w:r>
       <w:r>
         <w:t xml:space="preserve"> </w:t>
@@ -12006,17 +11719,14 @@
         <w:t xml:space="preserve">AND 口径作敏感性</w:t>
       </w:r>
       <w:r>
-        <w:t xml:space="preserve">（全部行承重才算）⇒ ★ 两者在 §2.4 同表给出（★</w:t>
-      </w:r>
-      <w:r>
-        <w:t xml:space="preserve"> </w:t>
-      </w:r>
-      <w:r>
-        <w:rPr>
-          <w:bCs/>
-          <w:b/>
-        </w:rPr>
-        <w:t xml:space="preserve">OR 高承重新增 20/21 ｜ AND 高承重新增 7/12 ⇒ ★ 结果不同、★ 净 +6/+7 vs −7/−2 ⇒ 方向翻转</w:t>
+        <w:t xml:space="preserve">（全部行承重才算），两者在 §2.4 同表给出（</w:t>
+      </w:r>
+      <w:r>
+        <w:rPr>
+          <w:bCs/>
+          <w:b/>
+        </w:rPr>
+        <w:t xml:space="preserve">OR 高承重新增 20/21 ｜ AND 高承重新增 7/12，结果不同、净 +6/+7 vs −7/−2，方向翻转</w:t>
       </w:r>
       <w:r>
         <w:t xml:space="preserve">）</w:t>
@@ -12027,12 +11737,6 @@
         <w:pStyle w:val="BodyText"/>
       </w:pPr>
       <w:r>
-        <w:t xml:space="preserve">★</w:t>
-      </w:r>
-      <w:r>
-        <w:t xml:space="preserve"> </w:t>
-      </w:r>
-      <w:r>
         <w:rPr>
           <w:bCs/>
           <w:b/>
@@ -12093,13 +11797,7 @@
         <w:t xml:space="preserve">基线臂</w:t>
       </w:r>
       <w:r>
-        <w:t xml:space="preserve">的卡片。</w:t>
-      </w:r>
-      <w:r>
-        <w:t xml:space="preserve"> </w:t>
-      </w:r>
-      <w:r>
-        <w:t xml:space="preserve">本脚本第一版把丢失项也去查工作流臂的表 ⇒ 丢失项全部落进"低承重丢失"（</w:t>
+        <w:t xml:space="preserve">的卡片。本脚本第一版把丢失项也去查工作流臂的表，丢失项全部落进"低承重丢失"（</w:t>
       </w:r>
       <w:r>
         <w:rPr>
@@ -12109,13 +11807,7 @@
         <w:t xml:space="preserve">静默失真</w:t>
       </w:r>
       <w:r>
-        <w:t xml:space="preserve">）⇒</w:t>
-      </w:r>
-      <w:r>
-        <w:t xml:space="preserve"> </w:t>
-      </w:r>
-      <w:r>
-        <w:t xml:space="preserve">已修，并加</w:t>
+        <w:t xml:space="preserve">），已修，并加</w:t>
       </w:r>
       <w:r>
         <w:rPr>
@@ -12137,13 +11829,7 @@
         <w:t xml:space="preserve"> </w:t>
       </w:r>
       <w:r>
-        <w:t xml:space="preserve">⑥）：划分必须完整（高+低=总数），</w:t>
-      </w:r>
-      <w:r>
-        <w:t xml:space="preserve"> </w:t>
-      </w:r>
-      <w:r>
-        <w:t xml:space="preserve">且</w:t>
+        <w:t xml:space="preserve">⑥）：划分必须完整（高+低=总数），且</w:t>
       </w:r>
       <w:r>
         <w:rPr>
@@ -12153,7 +11839,7 @@
         <w:t xml:space="preserve">变异注入</w:t>
       </w:r>
       <w:r>
-        <w:t xml:space="preserve">（故意错换承重表）必须被检出 ⇒ 本批</w:t>
+        <w:t xml:space="preserve">（故意错换承重表）必须被检出，本批</w:t>
       </w:r>
       <w:r>
         <w:rPr>
@@ -12173,7 +11859,7 @@
         <w:pStyle w:val="Heading3"/>
       </w:pPr>
       <w:r>
-        <w:t xml:space="preserve">2.8 ★</w:t>
+        <w:t xml:space="preserve">2.8</w:t>
       </w:r>
       <w:r>
         <w:t xml:space="preserve"> </w:t>
@@ -12636,12 +12322,6 @@
         <w:pStyle w:val="BodyText"/>
       </w:pPr>
       <w:r>
-        <w:t xml:space="preserve">⇒</w:t>
-      </w:r>
-      <w:r>
-        <w:t xml:space="preserve"> </w:t>
-      </w:r>
-      <w:r>
         <w:rPr>
           <w:bCs/>
           <w:b/>
@@ -12649,13 +12329,7 @@
         <w:t xml:space="preserve">两个工作流臂在口径 B 上完全对等</w:t>
       </w:r>
       <w:r>
-        <w:t xml:space="preserve">（净 0，各 8 条互不相同）；</w:t>
-      </w:r>
-      <w:r>
-        <w:t xml:space="preserve"> </w:t>
-      </w:r>
-      <w:r>
-        <w:t xml:space="preserve">⇒ 口径 A 逐配对</w:t>
+        <w:t xml:space="preserve">（净 0，各 8 条互不相同）；口径 A 逐配对</w:t>
       </w:r>
       <w:r>
         <w:t xml:space="preserve"> </w:t>
@@ -12668,13 +12342,7 @@
         <w:t xml:space="preserve">0 / 0 / −4 / +8</w:t>
       </w:r>
       <w:r>
-        <w:t xml:space="preserve"> </w:t>
-      </w:r>
-      <w:r>
-        <w:t xml:space="preserve">⇒ 符号不一致 ⇒</w:t>
-      </w:r>
-      <w:r>
-        <w:t xml:space="preserve"> </w:t>
+        <w:t xml:space="preserve">，符号不一致，</w:t>
       </w:r>
       <w:r>
         <w:rPr>
@@ -12690,12 +12358,6 @@
         <w:t xml:space="preserve"> </w:t>
       </w:r>
       <w:r>
-        <w:t xml:space="preserve">⇒ ⇒ ★</w:t>
-      </w:r>
-      <w:r>
-        <w:t xml:space="preserve"> </w:t>
-      </w:r>
-      <w:r>
         <w:rPr>
           <w:bCs/>
           <w:b/>
@@ -12703,13 +12365,7 @@
         <w:t xml:space="preserve">②方向与③方向在本批 20 条上无法区分</w:t>
       </w:r>
       <w:r>
-        <w:t xml:space="preserve"> </w:t>
-      </w:r>
-      <w:r>
-        <w:t xml:space="preserve">⇒</w:t>
-      </w:r>
-      <w:r>
-        <w:t xml:space="preserve"> </w:t>
+        <w:t xml:space="preserve">，</w:t>
       </w:r>
       <w:r>
         <w:rPr>
@@ -12746,7 +12402,7 @@
         <w:pStyle w:val="Heading3"/>
       </w:pPr>
       <w:r>
-        <w:t xml:space="preserve">3.1 ★ 原始产出：未捞到（逐条检索记录）</w:t>
+        <w:t xml:space="preserve">3.1 原始产出：未捞到（逐条检索记录）</w:t>
       </w:r>
     </w:p>
     <w:tbl>
@@ -12845,13 +12501,7 @@
               <w:t xml:space="preserve">nested-calibration-2026-10-24</w:t>
             </w:r>
             <w:r>
-              <w:t xml:space="preserve"> </w:t>
-            </w:r>
-            <w:r>
-              <w:t xml:space="preserve">⇒</w:t>
-            </w:r>
-            <w:r>
-              <w:t xml:space="preserve"> </w:t>
+              <w:t xml:space="preserve">，</w:t>
             </w:r>
             <w:r>
               <w:rPr>
@@ -12941,7 +12591,7 @@
                 <w:bCs/>
                 <w:b/>
               </w:rPr>
-              <w:t xml:space="preserve">（各 9.3MB）⇒ 内含</w:t>
+              <w:t xml:space="preserve">（各 9.3MB），内含</w:t>
             </w:r>
             <w:r>
               <w:rPr>
@@ -13023,21 +12673,7 @@
                 <w:bCs/>
                 <w:b/>
               </w:rPr>
-              <w:t xml:space="preserve"> </w:t>
-            </w:r>
-            <w:r>
-              <w:rPr>
-                <w:bCs/>
-                <w:b/>
-              </w:rPr>
-              <w:t xml:space="preserve">⇒ ★</w:t>
-            </w:r>
-            <w:r>
-              <w:rPr>
-                <w:bCs/>
-                <w:b/>
-              </w:rPr>
-              <w:t xml:space="preserve"> </w:t>
+              <w:t xml:space="preserve">，</w:t>
             </w:r>
             <w:r>
               <w:t xml:space="preserve">但不含</w:t>
@@ -13187,7 +12823,7 @@
               <w:t xml:space="preserve"> </w:t>
             </w:r>
             <w:r>
-              <w:t xml:space="preserve">被 gitignore ⇒ tree 里</w:t>
+              <w:t xml:space="preserve">被 gitignore，tree 里</w:t>
             </w:r>
             <w:r>
               <w:rPr>
@@ -13287,7 +12923,7 @@
               <w:t xml:space="preserve">0 处</w:t>
             </w:r>
             <w:r>
-              <w:t xml:space="preserve">提到"944"或"净增益" ⇒ 该组</w:t>
+              <w:t xml:space="preserve">提到"944"或"净增益"，该组</w:t>
             </w:r>
             <w:r>
               <w:rPr>
@@ -13308,12 +12944,6 @@
         <w:pStyle w:val="BodyText"/>
       </w:pPr>
       <w:r>
-        <w:t xml:space="preserve">★</w:t>
-      </w:r>
-      <w:r>
-        <w:t xml:space="preserve"> </w:t>
-      </w:r>
-      <w:r>
         <w:rPr>
           <w:bCs/>
           <w:b/>
@@ -13331,13 +12961,7 @@
         <w:t xml:space="preserve">原始断言文本与逐条判决在本环境不可达</w:t>
       </w:r>
       <w:r>
-        <w:t xml:space="preserve"> </w:t>
-      </w:r>
-      <w:r>
-        <w:t xml:space="preserve">⇒</w:t>
-      </w:r>
-      <w:r>
-        <w:t xml:space="preserve"> </w:t>
+        <w:t xml:space="preserve">，</w:t>
       </w:r>
       <w:r>
         <w:rPr>
@@ -13347,7 +12971,7 @@
         <w:t xml:space="preserve">口径 A 未算</w:t>
       </w:r>
       <w:r>
-        <w:t xml:space="preserve">（缺口）⇒</w:t>
+        <w:t xml:space="preserve">（缺口），</w:t>
       </w:r>
       <w:r>
         <w:t xml:space="preserve"> </w:t>
@@ -13358,6 +12982,137 @@
           <w:b/>
         </w:rPr>
         <w:t xml:space="preserve">绝不许编数字</w:t>
+      </w:r>
+      <w:r>
+        <w:t xml:space="preserve">。另：仓内</w:t>
+      </w:r>
+      <w:r>
+        <w:t xml:space="preserve"> </w:t>
+      </w:r>
+      <w:r>
+        <w:rPr>
+          <w:rStyle w:val="VerbatimChar"/>
+        </w:rPr>
+        <w:t xml:space="preserve">docs/CORRECTION-2026-10-18-breadth.md</w:t>
+      </w:r>
+      <w:r>
+        <w:t xml:space="preserve"> </w:t>
+      </w:r>
+      <w:r>
+        <w:t xml:space="preserve">的「去重并集」是用</w:t>
+      </w:r>
+      <w:r>
+        <w:t xml:space="preserve"> </w:t>
+      </w:r>
+      <w:r>
+        <w:rPr>
+          <w:bCs/>
+          <w:b/>
+        </w:rPr>
+        <w:t xml:space="preserve">embedding 语义去重</w:t>
+      </w:r>
+      <w:r>
+        <w:t xml:space="preserve"> </w:t>
+      </w:r>
+      <w:r>
+        <w:t xml:space="preserve">（</w:t>
+      </w:r>
+      <w:r>
+        <w:rPr>
+          <w:rStyle w:val="VerbatimChar"/>
+        </w:rPr>
+        <w:t xml:space="preserve">creativity_lab/measure_breadth.py: dedup_sem</w:t>
+      </w:r>
+      <w:r>
+        <w:t xml:space="preserve">，</w:t>
+      </w:r>
+      <w:r>
+        <w:rPr>
+          <w:rStyle w:val="VerbatimChar"/>
+        </w:rPr>
+        <w:t xml:space="preserve">qwen3-embedding-8b</w:t>
+      </w:r>
+      <w:r>
+        <w:t xml:space="preserve">，阈值 0.75）算的</w:t>
+      </w:r>
+      <w:r>
+        <w:t xml:space="preserve"> </w:t>
+      </w:r>
+      <w:r>
+        <w:rPr>
+          <w:bCs/>
+          <w:b/>
+        </w:rPr>
+        <w:t xml:space="preserve">它本身就不是零 API 可复现的</w:t>
+      </w:r>
+      <w:r>
+        <w:t xml:space="preserve">，下节属"</w:t>
+      </w:r>
+      <w:r>
+        <w:rPr>
+          <w:bCs/>
+          <w:b/>
+        </w:rPr>
+        <w:t xml:space="preserve">零 API 推导</w:t>
+      </w:r>
+      <w:r>
+        <w:t xml:space="preserve">"，不是"零 API 重算"。</w:t>
+      </w:r>
+    </w:p>
+    <w:bookmarkEnd w:id="34"/>
+    <w:bookmarkStart w:id="35" w:name="代数推导恒等式集合差恒等式脚本内随机-500-组自检-pass"/>
+    <w:p>
+      <w:pPr>
+        <w:pStyle w:val="Heading3"/>
+      </w:pPr>
+      <w:r>
+        <w:t xml:space="preserve">3.2 代数推导（恒等式）集合差恒等式（脚本内随机 500 组自检</w:t>
+      </w:r>
+      <w:r>
+        <w:t xml:space="preserve"> </w:t>
+      </w:r>
+      <w:r>
+        <w:rPr>
+          <w:bCs/>
+          <w:b/>
+        </w:rPr>
+        <w:t xml:space="preserve">PASS</w:t>
+      </w:r>
+      <w:r>
+        <w:t xml:space="preserve">）：</w:t>
+      </w:r>
+    </w:p>
+    <w:p>
+      <w:pPr>
+        <w:pStyle w:val="SourceCode"/>
+      </w:pPr>
+      <w:r>
+        <w:rPr>
+          <w:rStyle w:val="VerbatimChar"/>
+        </w:rPr>
+        <w:t xml:space="preserve">|W\B| − |B\W|  ≡  |W| − |B|</w:t>
+      </w:r>
+    </w:p>
+    <w:p>
+      <w:pPr>
+        <w:pStyle w:val="FirstParagraph"/>
+      </w:pPr>
+      <w:r>
+        <w:rPr>
+          <w:bCs/>
+          <w:b/>
+        </w:rPr>
+        <w:t xml:space="preserve">净增益 = 两臂去重断言并集之差</w:t>
+      </w:r>
+      <w:r>
+        <w:t xml:space="preserve">，只需要两臂的</w:t>
+      </w:r>
+      <w:r>
+        <w:rPr>
+          <w:bCs/>
+          <w:b/>
+        </w:rPr>
+        <w:t xml:space="preserve">并集条数</w:t>
       </w:r>
       <w:r>
         <w:t xml:space="preserve">。</w:t>
@@ -13368,199 +13123,34 @@
         <w:pStyle w:val="BodyText"/>
       </w:pPr>
       <w:r>
-        <w:t xml:space="preserve">★ 另：仓内</w:t>
-      </w:r>
-      <w:r>
-        <w:t xml:space="preserve"> </w:t>
+        <w:rPr>
+          <w:bCs/>
+          <w:b/>
+        </w:rPr>
+        <w:t xml:space="preserve">并集条数的来源</w:t>
+      </w:r>
+      <w:r>
+        <w:t xml:space="preserve">（</w:t>
       </w:r>
       <w:r>
         <w:rPr>
           <w:rStyle w:val="VerbatimChar"/>
         </w:rPr>
-        <w:t xml:space="preserve">docs/CORRECTION-2026-10-18-breadth.md</w:t>
-      </w:r>
-      <w:r>
-        <w:t xml:space="preserve"> </w:t>
-      </w:r>
-      <w:r>
-        <w:t xml:space="preserve">的「去重并集」是用</w:t>
-      </w:r>
-      <w:r>
-        <w:t xml:space="preserve"> </w:t>
-      </w:r>
-      <w:r>
-        <w:rPr>
-          <w:bCs/>
-          <w:b/>
-        </w:rPr>
-        <w:t xml:space="preserve">embedding 语义去重</w:t>
-      </w:r>
-      <w:r>
-        <w:t xml:space="preserve"> </w:t>
-      </w:r>
-      <w:r>
-        <w:t xml:space="preserve">（</w:t>
+        <w:t xml:space="preserve">measure_breadth.py</w:t>
+      </w:r>
+      <w:r>
+        <w:t xml:space="preserve"> </w:t>
+      </w:r>
+      <w:r>
+        <w:t xml:space="preserve">的</w:t>
+      </w:r>
+      <w:r>
+        <w:t xml:space="preserve"> </w:t>
       </w:r>
       <w:r>
         <w:rPr>
           <w:rStyle w:val="VerbatimChar"/>
         </w:rPr>
-        <w:t xml:space="preserve">creativity_lab/measure_breadth.py: dedup_sem</w:t>
-      </w:r>
-      <w:r>
-        <w:t xml:space="preserve">，</w:t>
-      </w:r>
-      <w:r>
-        <w:rPr>
-          <w:rStyle w:val="VerbatimChar"/>
-        </w:rPr>
-        <w:t xml:space="preserve">qwen3-embedding-8b</w:t>
-      </w:r>
-      <w:r>
-        <w:t xml:space="preserve">，阈值 0.75）算的</w:t>
-      </w:r>
-      <w:r>
-        <w:t xml:space="preserve"> </w:t>
-      </w:r>
-      <w:r>
-        <w:t xml:space="preserve">⇒</w:t>
-      </w:r>
-      <w:r>
-        <w:t xml:space="preserve"> </w:t>
-      </w:r>
-      <w:r>
-        <w:rPr>
-          <w:bCs/>
-          <w:b/>
-        </w:rPr>
-        <w:t xml:space="preserve">它本身就不是零 API 可复现的</w:t>
-      </w:r>
-      <w:r>
-        <w:t xml:space="preserve"> </w:t>
-      </w:r>
-      <w:r>
-        <w:t xml:space="preserve">⇒ 下节属"</w:t>
-      </w:r>
-      <w:r>
-        <w:rPr>
-          <w:bCs/>
-          <w:b/>
-        </w:rPr>
-        <w:t xml:space="preserve">零 API 推导</w:t>
-      </w:r>
-      <w:r>
-        <w:t xml:space="preserve">"，不是"零 API 重算"。</w:t>
-      </w:r>
-    </w:p>
-    <w:bookmarkEnd w:id="34"/>
-    <w:bookmarkStart w:id="35" w:name="代数推导恒等式"/>
-    <w:p>
-      <w:pPr>
-        <w:pStyle w:val="Heading3"/>
-      </w:pPr>
-      <w:r>
-        <w:t xml:space="preserve">3.2 ★ 代数推导（恒等式）</w:t>
-      </w:r>
-    </w:p>
-    <w:p>
-      <w:pPr>
-        <w:pStyle w:val="FirstParagraph"/>
-      </w:pPr>
-      <w:r>
-        <w:t xml:space="preserve">集合差恒等式（脚本内随机 500 组自检</w:t>
-      </w:r>
-      <w:r>
-        <w:t xml:space="preserve"> </w:t>
-      </w:r>
-      <w:r>
-        <w:rPr>
-          <w:bCs/>
-          <w:b/>
-        </w:rPr>
-        <w:t xml:space="preserve">PASS</w:t>
-      </w:r>
-      <w:r>
-        <w:t xml:space="preserve">）：</w:t>
-      </w:r>
-    </w:p>
-    <w:p>
-      <w:pPr>
-        <w:pStyle w:val="SourceCode"/>
-      </w:pPr>
-      <w:r>
-        <w:rPr>
-          <w:rStyle w:val="VerbatimChar"/>
-        </w:rPr>
-        <w:t xml:space="preserve">|W\B| − |B\W|  ≡  |W| − |B|</w:t>
-      </w:r>
-    </w:p>
-    <w:p>
-      <w:pPr>
-        <w:pStyle w:val="FirstParagraph"/>
-      </w:pPr>
-      <w:r>
-        <w:t xml:space="preserve">⇒</w:t>
-      </w:r>
-      <w:r>
-        <w:t xml:space="preserve"> </w:t>
-      </w:r>
-      <w:r>
-        <w:rPr>
-          <w:bCs/>
-          <w:b/>
-        </w:rPr>
-        <w:t xml:space="preserve">净增益 = 两臂去重断言并集之差</w:t>
-      </w:r>
-      <w:r>
-        <w:t xml:space="preserve"> </w:t>
-      </w:r>
-      <w:r>
-        <w:t xml:space="preserve">⇒ 只需要两臂的</w:t>
-      </w:r>
-      <w:r>
-        <w:rPr>
-          <w:bCs/>
-          <w:b/>
-        </w:rPr>
-        <w:t xml:space="preserve">并集条数</w:t>
-      </w:r>
-      <w:r>
-        <w:t xml:space="preserve">。</w:t>
-      </w:r>
-    </w:p>
-    <w:p>
-      <w:pPr>
-        <w:pStyle w:val="BodyText"/>
-      </w:pPr>
-      <w:r>
-        <w:rPr>
-          <w:bCs/>
-          <w:b/>
-        </w:rPr>
-        <w:t xml:space="preserve">并集条数的来源</w:t>
-      </w:r>
-      <w:r>
-        <w:t xml:space="preserve">（</w:t>
-      </w:r>
-      <w:r>
-        <w:rPr>
-          <w:rStyle w:val="VerbatimChar"/>
-        </w:rPr>
-        <w:t xml:space="preserve">measure_breadth.py</w:t>
-      </w:r>
-      <w:r>
-        <w:t xml:space="preserve"> </w:t>
-      </w:r>
-      <w:r>
-        <w:t xml:space="preserve">的</w:t>
-      </w:r>
-      <w:r>
-        <w:t xml:space="preserve"> </w:t>
-      </w:r>
-      <w:r>
-        <w:rPr>
-          <w:rStyle w:val="VerbatimChar"/>
-        </w:rPr>
         <w:t xml:space="preserve">|U|</w:t>
       </w:r>
       <w:r>
@@ -13573,10 +13163,7 @@
         <w:t xml:space="preserve"> </w:t>
       </w:r>
       <w:r>
-        <w:t xml:space="preserve">"宽度/题"是它对 18 题的均值 ⇒</w:t>
-      </w:r>
-      <w:r>
-        <w:t xml:space="preserve"> </w:t>
+        <w:t xml:space="preserve">"宽度/题"是它对 18 题的均值，</w:t>
       </w:r>
       <w:r>
         <w:rPr>
@@ -13841,12 +13428,6 @@
       <w:pPr>
         <w:pStyle w:val="BodyText"/>
       </w:pPr>
-      <w:r>
-        <w:t xml:space="preserve">⇒ ⇒</w:t>
-      </w:r>
-      <w:r>
-        <w:t xml:space="preserve"> </w:t>
-      </w:r>
       <w:r>
         <w:rPr>
           <w:bCs/>
@@ -14135,17 +13716,17 @@
         <w:pStyle w:val="BodyText"/>
       </w:pPr>
       <w:r>
-        <w:t xml:space="preserve">（舍入带 = 宽度保留 1 位小数 ⇒ 0.05 × 18 题 = 0.9；净增益是两个并集之差 ⇒ ±1.8。）</w:t>
+        <w:t xml:space="preserve">（舍入带 = 宽度保留 1 位小数，0.05 × 18 题 = 0.9；净增益是两个并集之差，±1.8。）</w:t>
       </w:r>
     </w:p>
     <w:bookmarkEnd w:id="35"/>
-    <w:bookmarkStart w:id="36" w:name="第二条独立通路交叉验证dual_select"/>
+    <w:bookmarkStart w:id="36" w:name="Xada1755941134bcd7d29f51dbd57ac0e0150b8d"/>
     <w:p>
       <w:pPr>
         <w:pStyle w:val="Heading3"/>
       </w:pPr>
       <w:r>
-        <w:t xml:space="preserve">3.3 ★ 第二条独立通路交叉验证（</w:t>
+        <w:t xml:space="preserve">3.3 第二条独立通路交叉验证（</w:t>
       </w:r>
       <w:r>
         <w:rPr>
@@ -14154,36 +13735,30 @@
         <w:t xml:space="preserve">dual_select</w:t>
       </w:r>
       <w:r>
-        <w:t xml:space="preserve">）</w:t>
+        <w:t xml:space="preserve">）仓内另有一处</w:t>
+      </w:r>
+      <w:r>
+        <w:rPr>
+          <w:bCs/>
+          <w:b/>
+        </w:rPr>
+        <w:t xml:space="preserve">同批</w:t>
+      </w:r>
+      <w:r>
+        <w:t xml:space="preserve">的一手读数：</w:t>
+      </w:r>
+      <w:r>
+        <w:rPr>
+          <w:iCs/>
+          <w:i/>
+        </w:rPr>
+        <w:t xml:space="preserve">"相对直调，dual_select 多报 9 条（跨 18 题）：支持 0 / 矛盾 0 / 未提及 5 / 非主张 4"</w:t>
       </w:r>
     </w:p>
     <w:p>
       <w:pPr>
         <w:pStyle w:val="FirstParagraph"/>
       </w:pPr>
-      <w:r>
-        <w:t xml:space="preserve">仓内另有一处</w:t>
-      </w:r>
-      <w:r>
-        <w:rPr>
-          <w:bCs/>
-          <w:b/>
-        </w:rPr>
-        <w:t xml:space="preserve">同批</w:t>
-      </w:r>
-      <w:r>
-        <w:t xml:space="preserve">的一手读数：</w:t>
-      </w:r>
-      <w:r>
-        <w:rPr>
-          <w:iCs/>
-          <w:i/>
-        </w:rPr>
-        <w:t xml:space="preserve">"相对直调，dual_select 多报 9 条（跨 18 题）：支持 0 / 矛盾 0 / 未提及 5 / 非主张 4"</w:t>
-      </w:r>
-      <w:r>
-        <w:t xml:space="preserve"> </w:t>
-      </w:r>
       <w:r>
         <w:t xml:space="preserve">（</w:t>
       </w:r>
@@ -14289,7 +13864,7 @@
               <w:jc w:val="left"/>
             </w:pPr>
             <w:r>
-              <w:t xml:space="preserve">一手公布（★ 是</w:t>
+              <w:t xml:space="preserve">一手公布（是</w:t>
             </w:r>
             <w:r>
               <w:rPr>
@@ -14299,7 +13874,7 @@
               <w:t xml:space="preserve">再滤过同义改写后</w:t>
             </w:r>
             <w:r>
-              <w:t xml:space="preserve">的下界 ⇒ 真实新增 ≥ 9）</w:t>
+              <w:t xml:space="preserve">的下界，真实新增 ≥ 9）</w:t>
             </w:r>
           </w:p>
         </w:tc>
@@ -14417,17 +13992,14 @@
               <w:jc w:val="left"/>
             </w:pPr>
             <w:r>
-              <w:t xml:space="preserve">推导：88.2 + 5.4 ⇒</w:t>
-            </w:r>
-            <w:r>
-              <w:t xml:space="preserve"> </w:t>
-            </w:r>
-            <w:r>
-              <w:rPr>
-                <w:bCs/>
-                <w:b/>
-              </w:rPr>
-              <w:t xml:space="preserve">回到 93.6 ⇒ 与 §3.2 自洽 ✓</w:t>
+              <w:t xml:space="preserve">推导：88.2 + 5.4，</w:t>
+            </w:r>
+            <w:r>
+              <w:rPr>
+                <w:bCs/>
+                <w:b/>
+              </w:rPr>
+              <w:t xml:space="preserve">回到 93.6，与 §3.2 自洽 ✓</w:t>
             </w:r>
           </w:p>
         </w:tc>
@@ -14488,12 +14060,6 @@
         <w:pStyle w:val="BodyText"/>
       </w:pPr>
       <w:r>
-        <w:t xml:space="preserve">★</w:t>
-      </w:r>
-      <w:r>
-        <w:t xml:space="preserve"> </w:t>
-      </w:r>
-      <w:r>
         <w:rPr>
           <w:rStyle w:val="VerbatimChar"/>
         </w:rPr>
@@ -14513,10 +14079,7 @@
         <w:t xml:space="preserve">仓内未公布</w:t>
       </w:r>
       <w:r>
-        <w:t xml:space="preserve"> </w:t>
-      </w:r>
-      <w:r>
-        <w:t xml:space="preserve">⇒ 该臂</w:t>
+        <w:t xml:space="preserve">，该臂</w:t>
       </w:r>
       <w:r>
         <w:rPr>
@@ -14526,10 +14089,7 @@
         <w:t xml:space="preserve">只有单条通路支撑</w:t>
       </w:r>
       <w:r>
-        <w:t xml:space="preserve"> </w:t>
-      </w:r>
-      <w:r>
-        <w:t xml:space="preserve">⇒ 诚实标注：</w:t>
+        <w:t xml:space="preserve">，诚实标注：</w:t>
       </w:r>
       <w:r>
         <w:t xml:space="preserve"> </w:t>
@@ -14552,7 +14112,7 @@
         <w:pStyle w:val="Heading3"/>
       </w:pPr>
       <w:r>
-        <w:t xml:space="preserve">3.4 ★ 一手读数核对与绝对分母</w:t>
+        <w:t xml:space="preserve">3.4 一手读数核对与绝对分母</w:t>
       </w:r>
     </w:p>
     <w:tbl>
@@ -15110,12 +14670,6 @@
         <w:pStyle w:val="BodyText"/>
       </w:pPr>
       <w:r>
-        <w:t xml:space="preserve">★</w:t>
-      </w:r>
-      <w:r>
-        <w:t xml:space="preserve"> </w:t>
-      </w:r>
-      <w:r>
         <w:rPr>
           <w:bCs/>
           <w:b/>
@@ -15133,13 +14687,7 @@
         <w:t xml:space="preserve">三臂精确命中</w:t>
       </w:r>
       <w:r>
-        <w:t xml:space="preserve">（95.5 / 75.5 / 49.0）</w:t>
-      </w:r>
-      <w:r>
-        <w:t xml:space="preserve"> </w:t>
-      </w:r>
-      <w:r>
-        <w:t xml:space="preserve">⇒ 证明这三张表</w:t>
+        <w:t xml:space="preserve">（95.5 / 75.5 / 49.0）证明这三张表</w:t>
       </w:r>
       <w:r>
         <w:rPr>
@@ -15149,13 +14697,7 @@
         <w:t xml:space="preserve">同源同分母</w:t>
       </w:r>
       <w:r>
-        <w:t xml:space="preserve">，可互推。</w:t>
-      </w:r>
-      <w:r>
-        <w:t xml:space="preserve"> </w:t>
-      </w:r>
-      <w:r>
-        <w:t xml:space="preserve">★ 断言/份 = 324/36 =</w:t>
+        <w:t xml:space="preserve">，可互推。断言/份 = 324/36 =</w:t>
       </w:r>
       <w:r>
         <w:t xml:space="preserve"> </w:t>
@@ -15168,7 +14710,7 @@
         <w:t xml:space="preserve">9.0</w:t>
       </w:r>
       <w:r>
-        <w:t xml:space="preserve">（= 仓内"每份答案 9 条断言"）⇒ 反证</w:t>
+        <w:t xml:space="preserve">（= 仓内"每份答案 9 条断言"），反证</w:t>
       </w:r>
       <w:r>
         <w:t xml:space="preserve"> </w:t>
@@ -15190,12 +14732,6 @@
         <w:t xml:space="preserve"> </w:t>
       </w:r>
       <w:r>
-        <w:t xml:space="preserve">★</w:t>
-      </w:r>
-      <w:r>
-        <w:t xml:space="preserve"> </w:t>
-      </w:r>
-      <w:r>
         <w:rPr>
           <w:bCs/>
           <w:b/>
@@ -15213,13 +14749,7 @@
         <w:t xml:space="preserve">18 题 × 2 rep = 36 份/臂</w:t>
       </w:r>
       <w:r>
-        <w:t xml:space="preserve">；原始断言 324/302/318；</w:t>
-      </w:r>
-      <w:r>
-        <w:t xml:space="preserve"> </w:t>
-      </w:r>
-      <w:r>
-        <w:t xml:space="preserve">合法主张 285/251/284；</w:t>
+        <w:t xml:space="preserve">；原始断言 324/302/318；合法主张 285/251/284；</w:t>
       </w:r>
       <w:r>
         <w:rPr>
@@ -15241,7 +14771,7 @@
         <w:t xml:space="preserve"> </w:t>
       </w:r>
       <w:r>
-        <w:t xml:space="preserve">字段不存在 ⇒ 未报解析失败率）。</w:t>
+        <w:t xml:space="preserve">字段不存在，未报解析失败率）。</w:t>
       </w:r>
     </w:p>
     <w:bookmarkEnd w:id="37"/>
@@ -15251,7 +14781,7 @@
         <w:pStyle w:val="Heading3"/>
       </w:pPr>
       <w:r>
-        <w:t xml:space="preserve">3.5 ★ 4 支口径注记（§5.2.4 ④-8 明确要求）</w:t>
+        <w:t xml:space="preserve">3.5 4 支口径注记（§5.2.4 ④-8 明确要求）</w:t>
       </w:r>
     </w:p>
     <w:tbl>
@@ -15363,25 +14893,22 @@
               <w:t xml:space="preserve">MiniMax-M2.1</w:t>
             </w:r>
             <w:r>
+              <w:t xml:space="preserve">，404，空串，被发散层</w:t>
+            </w:r>
+            <w:r>
               <w:t xml:space="preserve"> </w:t>
             </w:r>
             <w:r>
-              <w:t xml:space="preserve">⇒ 404 ⇒ 空串 ⇒ 被发散层</w:t>
+              <w:rPr>
+                <w:rStyle w:val="VerbatimChar"/>
+              </w:rPr>
+              <w:t xml:space="preserve">if o</w:t>
             </w:r>
             <w:r>
               <w:t xml:space="preserve"> </w:t>
             </w:r>
             <w:r>
-              <w:rPr>
-                <w:rStyle w:val="VerbatimChar"/>
-              </w:rPr>
-              <w:t xml:space="preserve">if o</w:t>
-            </w:r>
-            <w:r>
-              <w:t xml:space="preserve"> </w:t>
-            </w:r>
-            <w:r>
-              <w:t xml:space="preserve">过滤 ⇒ 静默变 4 支）</w:t>
+              <w:t xml:space="preserve">过滤，静默变 4 支）</w:t>
             </w:r>
           </w:p>
         </w:tc>
@@ -15447,10 +14974,7 @@
               <w:t xml:space="preserve">没有</w:t>
             </w:r>
             <w:r>
-              <w:t xml:space="preserve">：三个分母是 ①去重并集条数 ②题数 18 ③份/臂 36 ⇒</w:t>
-            </w:r>
-            <w:r>
-              <w:t xml:space="preserve"> </w:t>
+              <w:t xml:space="preserve">：三个分母是 ①去重并集条数 ②题数 18 ③份/臂 36，</w:t>
             </w:r>
             <w:r>
               <w:rPr>
@@ -15490,7 +15014,7 @@
               <w:t xml:space="preserve">另一项独立待办</w:t>
             </w:r>
             <w:r>
-              <w:t xml:space="preserve">，方向未知（§7 局限 25：D.1 里"dual 只有 4 支却仍更宽 ⇒ 方向反而更强"是</w:t>
+              <w:t xml:space="preserve">，方向未知（§7 局限 25：D.1 里"dual 只有 4 支却仍更宽，方向反而更强"是</w:t>
             </w:r>
             <w:r>
               <w:rPr>
@@ -15500,10 +15024,7 @@
               <w:t xml:space="preserve">同一份未重算读数的再解释，不是重算</w:t>
             </w:r>
             <w:r>
-              <w:t xml:space="preserve">）⇒</w:t>
-            </w:r>
-            <w:r>
-              <w:t xml:space="preserve"> </w:t>
+              <w:t xml:space="preserve">），</w:t>
             </w:r>
             <w:r>
               <w:rPr>
@@ -15521,7 +15042,7 @@
         <w:pStyle w:val="BodyText"/>
       </w:pPr>
       <w:r>
-        <w:t xml:space="preserve">★ 一句话：</w:t>
+        <w:t xml:space="preserve">一句话：</w:t>
       </w:r>
       <w:r>
         <w:rPr>
@@ -15531,10 +15052,7 @@
         <w:t xml:space="preserve">净增益没有"5 支分母"可用</w:t>
       </w:r>
       <w:r>
-        <w:t xml:space="preserve"> </w:t>
-      </w:r>
-      <w:r>
-        <w:t xml:space="preserve">⇒ 本节</w:t>
+        <w:t xml:space="preserve">，本节</w:t>
       </w:r>
       <w:r>
         <w:rPr>
@@ -15544,13 +15062,7 @@
         <w:t xml:space="preserve">不存在</w:t>
       </w:r>
       <w:r>
-        <w:t xml:space="preserve">"用 5 支口径"的可能；</w:t>
-      </w:r>
-      <w:r>
-        <w:t xml:space="preserve"> </w:t>
-      </w:r>
-      <w:r>
-        <w:t xml:space="preserve">但 R2/R3/R4 的</w:t>
+        <w:t xml:space="preserve">"用 5 支口径"的可能；但 R2/R3/R4 的</w:t>
       </w:r>
       <w:r>
         <w:rPr>
@@ -15560,17 +15072,17 @@
         <w:t xml:space="preserve">绝对读数与分母</w:t>
       </w:r>
       <w:r>
-        <w:t xml:space="preserve">仍是未按 4 支重算的口径 ⇒ 引用时必须带这条限定。</w:t>
+        <w:t xml:space="preserve">仍是未按 4 支重算的口径，引用时必须带这条限定。</w:t>
       </w:r>
     </w:p>
     <w:bookmarkEnd w:id="38"/>
-    <w:bookmarkStart w:id="39" w:name="批-1-批-2-的交叉印证-最要紧的一条"/>
+    <w:bookmarkStart w:id="39" w:name="批-1-批-2-的交叉印证最要紧的一条"/>
     <w:p>
       <w:pPr>
         <w:pStyle w:val="Heading3"/>
       </w:pPr>
       <w:r>
-        <w:t xml:space="preserve">3.6 批 1 × 批 2 的交叉印证（★ 最要紧的一条）</w:t>
+        <w:t xml:space="preserve">3.6 批 1 × 批 2 的交叉印证（最要紧的一条）</w:t>
       </w:r>
     </w:p>
     <w:tbl>
@@ -15653,7 +15165,7 @@
                 <w:bCs/>
                 <w:b/>
               </w:rPr>
-              <w:t xml:space="preserve">逐配对符号不一致、落在 ±8 噪声带内 ⇒ 不可分辨</w:t>
+              <w:t xml:space="preserve">逐配对符号不一致、落在 ±8 噪声带内，不可分辨</w:t>
             </w:r>
           </w:p>
         </w:tc>
@@ -15672,7 +15184,7 @@
               <w:t xml:space="preserve">+14 / +14</w:t>
             </w:r>
             <w:r>
-              <w:t xml:space="preserve">，符号一致、超出 ±2 噪声带 ⇒ 为正</w:t>
+              <w:t xml:space="preserve">，符号一致、超出 ±2 噪声带，为正</w:t>
             </w:r>
           </w:p>
         </w:tc>
@@ -15724,7 +15236,7 @@
               <w:t xml:space="preserve">+3.6 / +10.8</w:t>
             </w:r>
             <w:r>
-              <w:t xml:space="preserve">，符号对舍入稳健 ⇒ 为正</w:t>
+              <w:t xml:space="preserve">，符号对舍入稳健，为正</w:t>
             </w:r>
           </w:p>
         </w:tc>
@@ -15735,12 +15247,6 @@
         <w:pStyle w:val="BodyText"/>
       </w:pPr>
       <w:r>
-        <w:t xml:space="preserve">⇒ ⇒</w:t>
-      </w:r>
-      <w:r>
-        <w:t xml:space="preserve"> </w:t>
-      </w:r>
-      <w:r>
         <w:rPr>
           <w:bCs/>
           <w:b/>
@@ -15748,10 +15254,7 @@
         <w:t xml:space="preserve">两个口径在批 1 上方向相反</w:t>
       </w:r>
       <w:r>
-        <w:t xml:space="preserve"> </w:t>
-      </w:r>
-      <w:r>
-        <w:t xml:space="preserve">⇒ 这</w:t>
+        <w:t xml:space="preserve">，这</w:t>
       </w:r>
       <w:r>
         <w:rPr>
@@ -15803,13 +15306,7 @@
           <w:iCs/>
           <w:i/>
         </w:rPr>
-        <w:t xml:space="preserve">的展开 ⇒ 两者可能反向（话更多但结论更少）"</w:t>
-      </w:r>
-      <w:r>
-        <w:t xml:space="preserve"> </w:t>
-      </w:r>
-      <w:r>
-        <w:t xml:space="preserve">⇒ ⇒</w:t>
+        <w:t xml:space="preserve">的展开，两者可能反向（话更多但结论更少）"</w:t>
       </w:r>
       <w:r>
         <w:t xml:space="preserve"> </w:t>
@@ -15822,7 +15319,7 @@
         <w:t xml:space="preserve">批 1 就是这个警告的一次实测确认</w:t>
       </w:r>
       <w:r>
-        <w:t xml:space="preserve">（不是推测）⇒ 这本身是②篇可写的一条方法学旁证。</w:t>
+        <w:t xml:space="preserve">（不是推测），这本身是②篇可写的一条方法学旁证。</w:t>
       </w:r>
     </w:p>
     <w:p>
@@ -15840,7 +15337,7 @@
         <w:pStyle w:val="Heading2"/>
       </w:pPr>
       <w:r>
-        <w:t xml:space="preserve">4. ★ 回填字段表（按 ②A 稿 §5.2.4 ④ 逐格填，一个不许少）</w:t>
+        <w:t xml:space="preserve">4. 回填字段表（按 ②A 稿 §5.2.4 ④ 逐格填，一个不许少）</w:t>
       </w:r>
     </w:p>
     <w:tbl>
@@ -16799,7 +16296,7 @@
               <w:jc w:val="left"/>
             </w:pPr>
             <w:r>
-              <w:t xml:space="preserve">参与的 (题,rep) 单元数；★</w:t>
+              <w:t xml:space="preserve">参与的 (题,rep) 单元数；</w:t>
             </w:r>
             <w:r>
               <w:t xml:space="preserve"> </w:t>
@@ -17066,7 +16563,7 @@
               <w:t xml:space="preserve">逐题</w:t>
             </w:r>
             <w:r>
-              <w:t xml:space="preserve">并集口径，无 rep 层 ⇒ 该层不可还原）</w:t>
+              <w:t xml:space="preserve">并集口径，无 rep 层，该层不可还原）</w:t>
             </w:r>
           </w:p>
         </w:tc>
@@ -17229,12 +16726,6 @@
         <w:pStyle w:val="BodyText"/>
       </w:pPr>
       <w:r>
-        <w:t xml:space="preserve">★</w:t>
-      </w:r>
-      <w:r>
-        <w:t xml:space="preserve"> </w:t>
-      </w:r>
-      <w:r>
         <w:rPr>
           <w:bCs/>
           <w:b/>
@@ -17242,10 +16733,7 @@
         <w:t xml:space="preserve">判据（§5.2.4 ⑤）</w:t>
       </w:r>
       <w:r>
-        <w:t xml:space="preserve"> </w:t>
-      </w:r>
-      <w:r>
-        <w:t xml:space="preserve">⇒ 按 §5.2.3 三行表：</w:t>
+        <w:t xml:space="preserve">，按 §5.2.3 三行表：</w:t>
       </w:r>
     </w:p>
     <w:tbl>
@@ -17283,7 +16771,7 @@
               <w:jc w:val="left"/>
             </w:pPr>
             <w:r>
-              <w:t xml:space="preserve">本轮落在哪</w:t>
+              <w:t xml:space="preserve">这一轮落在哪</w:t>
             </w:r>
           </w:p>
         </w:tc>
@@ -17350,7 +16838,7 @@
               <w:t xml:space="preserve">措辞层</w:t>
             </w:r>
             <w:r>
-              <w:t xml:space="preserve">覆盖了更多不同断言表述」⇒ ⚠️</w:t>
+              <w:t xml:space="preserve">覆盖了更多不同断言表述」，⚠️</w:t>
             </w:r>
             <w:r>
               <w:t xml:space="preserve"> </w:t>
@@ -17434,12 +16922,6 @@
               <w:jc w:val="left"/>
             </w:pPr>
             <w:r>
-              <w:t xml:space="preserve">★</w:t>
-            </w:r>
-            <w:r>
-              <w:t xml:space="preserve"> </w:t>
-            </w:r>
-            <w:r>
               <w:rPr>
                 <w:bCs/>
                 <w:b/>
@@ -17466,7 +16948,7 @@
               <w:t xml:space="preserve">不可分辨</w:t>
             </w:r>
             <w:r>
-              <w:t xml:space="preserve">」⇒ 既不能写"为负"，也不能写"为正"</w:t>
+              <w:t xml:space="preserve">」，既不能写"为负"，也不能写"为正"</w:t>
             </w:r>
           </w:p>
         </w:tc>
@@ -17477,17 +16959,11 @@
         <w:pStyle w:val="BodyText"/>
       </w:pPr>
       <w:r>
-        <w:t xml:space="preserve">⇒ ⇒ ★</w:t>
-      </w:r>
-      <w:r>
-        <w:t xml:space="preserve"> </w:t>
-      </w:r>
-      <w:r>
-        <w:rPr>
-          <w:bCs/>
-          <w:b/>
-        </w:rPr>
-        <w:t xml:space="preserve">本轮的综合判决 = 「不可分辨」（判决口径 A 上）</w:t>
+        <w:rPr>
+          <w:bCs/>
+          <w:b/>
+        </w:rPr>
+        <w:t xml:space="preserve">这一轮的综合判决 = 「不可分辨」（判决口径 A 上）</w:t>
       </w:r>
       <w:r>
         <w:t xml:space="preserve">。</w:t>
@@ -17507,7 +16983,7 @@
         <w:pStyle w:val="Heading2"/>
       </w:pPr>
       <w:r>
-        <w:t xml:space="preserve">5. ★ 可直接粘贴的 ②A 篇 §5 段落</w:t>
+        <w:t xml:space="preserve">5. 可直接粘贴的 ②A 篇 §5 段落</w:t>
       </w:r>
     </w:p>
     <w:p>
@@ -17515,7 +16991,7 @@
         <w:pStyle w:val="BlockText"/>
       </w:pPr>
       <w:r>
-        <w:t xml:space="preserve">★ 用法：</w:t>
+        <w:t xml:space="preserve">用法：</w:t>
       </w:r>
       <w:r>
         <w:rPr>
@@ -17553,13 +17029,13 @@
         <w:t xml:space="preserve"> </w:t>
       </w:r>
       <w:r>
-        <w:t xml:space="preserve">★ 全文不含任何未在仓内出处的数字；出处见本报告 §6。</w:t>
-      </w:r>
-      <w:r>
-        <w:t xml:space="preserve"> </w:t>
-      </w:r>
-      <w:r>
-        <w:t xml:space="preserve">★ ⚠️</w:t>
+        <w:t xml:space="preserve">全文不含任何未在仓内出处的数字；出处见本报告 §6。</w:t>
+      </w:r>
+      <w:r>
+        <w:t xml:space="preserve"> </w:t>
+      </w:r>
+      <w:r>
+        <w:t xml:space="preserve">⚠️</w:t>
       </w:r>
       <w:r>
         <w:t xml:space="preserve"> </w:t>
@@ -17639,7 +17115,7 @@
         <w:t xml:space="preserve">无法支持"净收益为负"</w:t>
       </w:r>
       <w:r>
-        <w:t xml:space="preserve">（§7 局限 11）。本轮按 §8.1 第 5 项把净增益补齐为</w:t>
+        <w:t xml:space="preserve">（§7 局限 11）。这一轮按 §8.1 第 5 项把净增益补齐为</w:t>
       </w:r>
       <w:r>
         <w:rPr>
@@ -17735,12 +17211,6 @@
         <w:t xml:space="preserve"> </w:t>
       </w:r>
       <w:r>
-        <w:t xml:space="preserve">★</w:t>
-      </w:r>
-      <w:r>
-        <w:t xml:space="preserve"> </w:t>
-      </w:r>
-      <w:r>
         <w:rPr>
           <w:bCs/>
           <w:b/>
@@ -17787,17 +17257,11 @@
         <w:t xml:space="preserve"> </w:t>
       </w:r>
       <w:r>
-        <w:t xml:space="preserve">⇒ ⇒</w:t>
-      </w:r>
-      <w:r>
-        <w:t xml:space="preserve"> </w:t>
-      </w:r>
-      <w:r>
-        <w:rPr>
-          <w:bCs/>
-          <w:b/>
-        </w:rPr>
-        <w:t xml:space="preserve">这些净增益全部落在噪声带内 ⇒ 判「不可分辨」</w:t>
+        <w:rPr>
+          <w:bCs/>
+          <w:b/>
+        </w:rPr>
+        <w:t xml:space="preserve">这些净增益全部落在噪声带内，判「不可分辨」</w:t>
       </w:r>
       <w:r>
         <w:t xml:space="preserve">：既不能写"为正"，也不能写"为负"。</w:t>
@@ -17827,13 +17291,7 @@
         <w:t xml:space="preserve"> </w:t>
       </w:r>
       <w:r>
-        <w:t xml:space="preserve">说明"无差异 ⇒ 净增益 ≈ 0"这条链条在数据上成立。</w:t>
-      </w:r>
-      <w:r>
-        <w:t xml:space="preserve"> </w:t>
-      </w:r>
-      <w:r>
-        <w:t xml:space="preserve">★</w:t>
+        <w:t xml:space="preserve">说明"无差异，净增益 ≈ 0"这条链条在数据上成立。</w:t>
       </w:r>
       <w:r>
         <w:t xml:space="preserve"> </w:t>
@@ -17952,7 +17410,7 @@
         <w:t xml:space="preserve"> </w:t>
       </w:r>
       <w:r>
-        <w:t xml:space="preserve">⇒ 它量到的是"</w:t>
+        <w:t xml:space="preserve">它量到的是"</w:t>
       </w:r>
       <w:r>
         <w:rPr>
@@ -17978,12 +17436,6 @@
         <w:t xml:space="preserve"> </w:t>
       </w:r>
       <w:r>
-        <w:t xml:space="preserve">⇒ ⇒</w:t>
-      </w:r>
-      <w:r>
-        <w:t xml:space="preserve"> </w:t>
-      </w:r>
-      <w:r>
         <w:rPr>
           <w:bCs/>
           <w:b/>
@@ -17997,7 +17449,7 @@
         <w:t xml:space="preserve"> </w:t>
       </w:r>
       <w:r>
-        <w:t xml:space="preserve">语义级测的是结论层面的展开 ⇒ 两者可能反向：话更多但结论更少"）一致。</w:t>
+        <w:t xml:space="preserve">语义级测的是结论层面的展开，两者可能反向：话更多但结论更少"）一致。</w:t>
       </w:r>
       <w:r>
         <w:t xml:space="preserve"> </w:t>
@@ -18013,7 +17465,7 @@
           <w:bCs/>
           <w:b/>
         </w:rPr>
-        <w:t xml:space="preserve">本篇 R2 所属的 944 条那一批，其结论空间口径的净增益本轮未算</w:t>
+        <w:t xml:space="preserve">本篇 R2 所属的 944 条那一批，其结论空间口径的净增益这一轮未算</w:t>
       </w:r>
       <w:r>
         <w:t xml:space="preserve">（该批的逐条原始断言未随稿归档，</w:t>
@@ -18022,10 +17474,7 @@
         <w:t xml:space="preserve"> </w:t>
       </w:r>
       <w:r>
-        <w:t xml:space="preserve">仓内/drive/公开仓三路均不可达）⇒ ⇒</w:t>
-      </w:r>
-      <w:r>
-        <w:t xml:space="preserve"> </w:t>
+        <w:t xml:space="preserve">仓内/drive/公开仓三路均不可达），</w:t>
       </w:r>
       <w:r>
         <w:rPr>
@@ -18091,13 +17540,13 @@
         <w:t xml:space="preserve"> </w:t>
       </w:r>
       <w:r>
-        <w:t xml:space="preserve">（每题去重并集 5.4 / 5.8 vs 基线 5.2，乘 18 题；舍入带 ±1.8 ⇒ 符号稳健），</w:t>
-      </w:r>
-      <w:r>
-        <w:t xml:space="preserve"> </w:t>
-      </w:r>
-      <w:r>
-        <w:t xml:space="preserve">并与该批"多报 9 条"的一手读数自洽（9 − 5.4 = +3.6 ⇒ 两条独立通路给出同一数字）。</w:t>
+        <w:t xml:space="preserve">（每题去重并集 5.4 / 5.8 vs 基线 5.2，乘 18 题；舍入带 ±1.8，符号稳健），</w:t>
+      </w:r>
+      <w:r>
+        <w:t xml:space="preserve"> </w:t>
+      </w:r>
+      <w:r>
+        <w:t xml:space="preserve">并与该批"多报 9 条"的一手读数自洽（9 − 5.4 = +3.6，两条独立通路给出同一数字）。</w:t>
       </w:r>
       <w:r>
         <w:t xml:space="preserve"> </w:t>
@@ -18158,7 +17607,7 @@
         <w:t xml:space="preserve"> </w:t>
       </w:r>
       <w:r>
-        <w:t xml:space="preserve">⇒ 支数漂移不进入净增益的分母；但 §8.1 待办第 7 项（4 支口径重算）是</w:t>
+        <w:t xml:space="preserve">支数漂移不进入净增益的分母；但 §8.1 待办第 7 项（4 支口径重算）是</w:t>
       </w:r>
       <w:r>
         <w:rPr>
@@ -18180,12 +17629,6 @@
         <w:t xml:space="preserve"> </w:t>
       </w:r>
       <w:r>
-        <w:t xml:space="preserve">⇒ ⇒</w:t>
-      </w:r>
-      <w:r>
-        <w:t xml:space="preserve"> </w:t>
-      </w:r>
-      <w:r>
         <w:rPr>
           <w:bCs/>
           <w:b/>
@@ -18199,10 +17642,7 @@
         <w:t xml:space="preserve"> </w:t>
       </w:r>
       <w:r>
-        <w:t xml:space="preserve">944 批未算）⇒</w:t>
-      </w:r>
-      <w:r>
-        <w:t xml:space="preserve"> </w:t>
+        <w:t xml:space="preserve">944 批未算），</w:t>
       </w:r>
       <w:r>
         <w:rPr>
@@ -18266,7 +17706,7 @@
         <w:t xml:space="preserve"> </w:t>
       </w:r>
       <w:r>
-        <w:t xml:space="preserve">★ 本次重算的</w:t>
+        <w:t xml:space="preserve">本次重算的</w:t>
       </w:r>
       <w:r>
         <w:rPr>
@@ -18381,7 +17821,7 @@
           <w:bCs/>
           <w:b/>
         </w:rPr>
-        <w:t xml:space="preserve">但逐 (题,重复) 符号不一致且全部落在同臂同题重复标定出的噪声带（≈ ±8）内 ⇒ 判「</w:t>
+        <w:t xml:space="preserve">但逐 (题,重复) 符号不一致且全部落在同臂同题重复标定出的噪声带（≈ ±8）内，判「</w:t>
       </w:r>
       <w:r>
         <w:t xml:space="preserve">不可分辨</w:t>
@@ -18419,13 +17859,7 @@
           <w:bCs/>
           <w:b/>
         </w:rPr>
-        <w:t xml:space="preserve">⇒ 它量到的是"说了更多话"而非"覆盖了更多结论"</w:t>
-      </w:r>
-      <w:r>
-        <w:t xml:space="preserve"> </w:t>
-      </w:r>
-      <w:r>
-        <w:t xml:space="preserve">⇒ ⇒</w:t>
+        <w:t xml:space="preserve">它量到的是"说了更多话"而非"覆盖了更多结论"</w:t>
       </w:r>
       <w:r>
         <w:t xml:space="preserve"> </w:t>
@@ -18463,7 +17897,7 @@
         <w:t xml:space="preserve"> </w:t>
       </w:r>
       <w:r>
-        <w:t xml:space="preserve">⇒ 判决口径上的缺口未关闭（§7 局限 11）；</w:t>
+        <w:t xml:space="preserve">判决口径上的缺口未关闭（§7 局限 11）；</w:t>
       </w:r>
       <w:r>
         <w:t xml:space="preserve"> </w:t>
@@ -18596,7 +18030,7 @@
         <w:t xml:space="preserve">工作流臂在本批本域每份有效产出（质量口径）未检出优于直调</w:t>
       </w:r>
       <w:r>
-        <w:t xml:space="preserve">」（★ 这不是净增益口径）</w:t>
+        <w:t xml:space="preserve">」（这不是净增益口径）</w:t>
       </w:r>
       <w:r>
         <w:br/>
@@ -18609,7 +18043,7 @@
         <w:t xml:space="preserve">净增益按「新增 − 丢失」双边重算后由负转正</w:t>
       </w:r>
       <w:r>
-        <w:t xml:space="preserve">（⇒ 一个臂"新增很多 + 丢光基线里的东西"）</w:t>
+        <w:t xml:space="preserve">（，一个臂"新增很多 + 丢光基线里的东西"）</w:t>
       </w:r>
       <w:r>
         <w:br/>
@@ -18619,13 +18053,13 @@
           <w:bCs/>
           <w:b/>
         </w:rPr>
-        <w:t xml:space="preserve">已测（★ 结论空间口径：不可分辨；措辞层口径：为正）</w:t>
-      </w:r>
-      <w:r>
-        <w:t xml:space="preserve"> </w:t>
-      </w:r>
-      <w:r>
-        <w:t xml:space="preserve">| ★</w:t>
+        <w:t xml:space="preserve">已测（结论空间口径：不可分辨；措辞层口径：为正）</w:t>
+      </w:r>
+      <w:r>
+        <w:t xml:space="preserve"> </w:t>
+      </w:r>
+      <w:r>
+        <w:t xml:space="preserve">|</w:t>
       </w:r>
       <w:r>
         <w:t xml:space="preserve"> </w:t>
@@ -18681,12 +18115,6 @@
         <w:t xml:space="preserve"> </w:t>
       </w:r>
       <w:r>
-        <w:t xml:space="preserve">⇒</w:t>
-      </w:r>
-      <w:r>
-        <w:t xml:space="preserve"> </w:t>
-      </w:r>
-      <w:r>
         <w:rPr>
           <w:bCs/>
           <w:b/>
@@ -18707,12 +18135,6 @@
         <w:t xml:space="preserve"> </w:t>
       </w:r>
       <w:r>
-        <w:t xml:space="preserve">⇒ ⇒</w:t>
-      </w:r>
-      <w:r>
-        <w:t xml:space="preserve"> </w:t>
-      </w:r>
-      <w:r>
         <w:rPr>
           <w:bCs/>
           <w:b/>
@@ -18739,13 +18161,7 @@
         <w:t xml:space="preserve">944 条那一批的结论空间口径净增益仍未算</w:t>
       </w:r>
       <w:r>
-        <w:t xml:space="preserve">（逐条原始断言未随稿归档）⇒ 缺口未完全关闭</w:t>
-      </w:r>
-      <w:r>
-        <w:t xml:space="preserve"> </w:t>
-      </w:r>
-      <w:r>
-        <w:t xml:space="preserve">⇒ ⇒ ★</w:t>
+        <w:t xml:space="preserve">（逐条原始断言未随稿归档），缺口未完全关闭</w:t>
       </w:r>
       <w:r>
         <w:t xml:space="preserve"> </w:t>
@@ -18993,7 +18409,7 @@
               <w:jc w:val="left"/>
             </w:pPr>
             <w:r>
-              <w:t xml:space="preserve">§3.2 并集条数 ⇒ 口径 B 净增益</w:t>
+              <w:t xml:space="preserve">§3.2 并集条数，口径 B 净增益</w:t>
             </w:r>
           </w:p>
         </w:tc>
@@ -19341,7 +18757,7 @@
               <w:jc w:val="left"/>
             </w:pPr>
             <w:r>
-              <w:t xml:space="preserve">②A 稿 §8.1.1《第三轴（语义级）》（"宽度轴测措辞层面、语义级测结论层面 ⇒ 两者可能反向"）</w:t>
+              <w:t xml:space="preserve">②A 稿 §8.1.1《第三轴（语义级）》（"宽度轴测措辞层面、语义级测结论层面，两者可能反向"）</w:t>
             </w:r>
           </w:p>
         </w:tc>
@@ -19403,7 +18819,7 @@
               <w:jc w:val="left"/>
             </w:pPr>
             <w:r>
-              <w:t xml:space="preserve">§3.1「口径 A 原料已就位但本轮未算」</w:t>
+              <w:t xml:space="preserve">§3.1「口径 A 原料已就位但这一轮未算」</w:t>
             </w:r>
           </w:p>
         </w:tc>
@@ -19764,7 +19180,7 @@
         <w:pStyle w:val="FirstParagraph"/>
       </w:pPr>
       <w:r>
-        <w:t xml:space="preserve">★ 脚本</w:t>
+        <w:t xml:space="preserve">脚本</w:t>
       </w:r>
       <w:r>
         <w:t xml:space="preserve"> </w:t>
@@ -19776,13 +19192,7 @@
         <w:t xml:space="preserve">sys.dont_write_bytecode = True</w:t>
       </w:r>
       <w:r>
-        <w:t xml:space="preserve"> </w:t>
-      </w:r>
-      <w:r>
-        <w:t xml:space="preserve">⇒</w:t>
-      </w:r>
-      <w:r>
-        <w:t xml:space="preserve"> </w:t>
+        <w:t xml:space="preserve">，</w:t>
       </w:r>
       <w:r>
         <w:rPr>
@@ -19807,47 +19217,32 @@
         <w:t xml:space="preserve">.pyc</w:t>
       </w:r>
       <w:r>
+        <w:t xml:space="preserve">；所有路径由</w:t>
+      </w:r>
+      <w:r>
+        <w:t xml:space="preserve"> </w:t>
+      </w:r>
+      <w:r>
+        <w:rPr>
+          <w:rStyle w:val="VerbatimChar"/>
+        </w:rPr>
+        <w:t xml:space="preserve">__file__</w:t>
+      </w:r>
+      <w:r>
+        <w:t xml:space="preserve"> </w:t>
+      </w:r>
+      <w:r>
+        <w:t xml:space="preserve">推导，</w:t>
+      </w:r>
+      <w:r>
+        <w:rPr>
+          <w:bCs/>
+          <w:b/>
+        </w:rPr>
+        <w:t xml:space="preserve">放在任何目录都能跑</w:t>
+      </w:r>
+      <w:r>
         <w:t xml:space="preserve">；</w:t>
-      </w:r>
-      <w:r>
-        <w:t xml:space="preserve"> </w:t>
-      </w:r>
-      <w:r>
-        <w:t xml:space="preserve">★ 所有路径由</w:t>
-      </w:r>
-      <w:r>
-        <w:t xml:space="preserve"> </w:t>
-      </w:r>
-      <w:r>
-        <w:rPr>
-          <w:rStyle w:val="VerbatimChar"/>
-        </w:rPr>
-        <w:t xml:space="preserve">__file__</w:t>
-      </w:r>
-      <w:r>
-        <w:t xml:space="preserve"> </w:t>
-      </w:r>
-      <w:r>
-        <w:t xml:space="preserve">推导 ⇒</w:t>
-      </w:r>
-      <w:r>
-        <w:t xml:space="preserve"> </w:t>
-      </w:r>
-      <w:r>
-        <w:rPr>
-          <w:bCs/>
-          <w:b/>
-        </w:rPr>
-        <w:t xml:space="preserve">放在任何目录都能跑</w:t>
-      </w:r>
-      <w:r>
-        <w:t xml:space="preserve">；</w:t>
-      </w:r>
-      <w:r>
-        <w:t xml:space="preserve"> </w:t>
-      </w:r>
-      <w:r>
-        <w:t xml:space="preserve">★</w:t>
       </w:r>
       <w:r>
         <w:t xml:space="preserve"> </w:t>
@@ -20111,10 +19506,7 @@
               <w:t xml:space="preserve">3 行</w:t>
             </w:r>
             <w:r>
-              <w:t xml:space="preserve"> </w:t>
-            </w:r>
-            <w:r>
-              <w:t xml:space="preserve">⇒ 剔除，不以 0 冒充读数</w:t>
+              <w:t xml:space="preserve">，剔除，不以 0 冒充读数</w:t>
             </w:r>
           </w:p>
         </w:tc>
@@ -20271,13 +19663,13 @@
     </w:p>
     <w:bookmarkEnd w:id="47"/>
     <w:bookmarkEnd w:id="48"/>
-    <w:bookmarkStart w:id="49" w:name="诚实纪律逐条对照"/>
+    <w:bookmarkStart w:id="49" w:name="诚实要求逐条对照"/>
     <w:p>
       <w:pPr>
         <w:pStyle w:val="Heading2"/>
       </w:pPr>
       <w:r>
-        <w:t xml:space="preserve">8. ★ 诚实纪律逐条对照</w:t>
+        <w:t xml:space="preserve">8. 诚实要求逐条对照</w:t>
       </w:r>
     </w:p>
     <w:tbl>
@@ -20302,7 +19694,7 @@
               <w:jc w:val="left"/>
             </w:pPr>
             <w:r>
-              <w:t xml:space="preserve">纪律</w:t>
+              <w:t xml:space="preserve">要求</w:t>
             </w:r>
           </w:p>
         </w:tc>
@@ -20850,7 +20242,7 @@
               <w:jc w:val="left"/>
             </w:pPr>
             <w:r>
-              <w:t xml:space="preserve">✅ 本轮只新增</w:t>
+              <w:t xml:space="preserve">✅ 这一轮只新增</w:t>
             </w:r>
             <w:r>
               <w:t xml:space="preserve"> </w:t>
@@ -20914,7 +20306,7 @@
           <w:bCs/>
           <w:b/>
         </w:rPr>
-        <w:t xml:space="preserve">本轮产出（两个文件，均为新增）</w:t>
+        <w:t xml:space="preserve">这一轮产出（两个文件，均为新增）</w:t>
       </w:r>
       <w:r>
         <w:t xml:space="preserve"> </w:t>
@@ -20974,7 +20366,7 @@
         <w:t xml:space="preserve"> </w:t>
       </w:r>
       <w:r>
-        <w:t xml:space="preserve">1. ★</w:t>
+        <w:t xml:space="preserve">1.</w:t>
       </w:r>
       <w:r>
         <w:t xml:space="preserve"> </w:t>
@@ -21005,13 +20397,7 @@
         <w:t xml:space="preserve"> </w:t>
       </w:r>
       <w:r>
-        <w:t xml:space="preserve">已就位，</w:t>
-      </w:r>
-      <w:r>
-        <w:t xml:space="preserve"> </w:t>
-      </w:r>
-      <w:r>
-        <w:t xml:space="preserve">但</w:t>
+        <w:t xml:space="preserve">已就位，但</w:t>
       </w:r>
       <w:r>
         <w:rPr>
@@ -21021,13 +20407,7 @@
         <w:t xml:space="preserve">逐条原始断言未捞到</w:t>
       </w:r>
       <w:r>
-        <w:t xml:space="preserve"> </w:t>
-      </w:r>
-      <w:r>
-        <w:t xml:space="preserve">⇒</w:t>
-      </w:r>
-      <w:r>
-        <w:t xml:space="preserve"> </w:t>
+        <w:t xml:space="preserve">，</w:t>
       </w:r>
       <w:r>
         <w:rPr>
@@ -21134,7 +20514,7 @@
         <w:t xml:space="preserve"> </w:t>
       </w:r>
       <w:r>
-        <w:t xml:space="preserve">—— 仓内未公布 ⇒ 该臂 +10.8 缺第二条通路。</w:t>
+        <w:t xml:space="preserve">—— 仓内未公布，该臂 +10.8 缺第二条通路。</w:t>
       </w:r>
       <w:r>
         <w:t xml:space="preserve"> </w:t>
@@ -21156,13 +20536,13 @@
         <w:t xml:space="preserve"> </w:t>
       </w:r>
       <w:r>
-        <w:t xml:space="preserve">—— 独立待办，本轮未做（方向未知）。</w:t>
-      </w:r>
-      <w:r>
-        <w:t xml:space="preserve"> </w:t>
-      </w:r>
-      <w:r>
-        <w:t xml:space="preserve">4. ★</w:t>
+        <w:t xml:space="preserve">—— 独立待办，这一轮未做（方向未知）。</w:t>
+      </w:r>
+      <w:r>
+        <w:t xml:space="preserve"> </w:t>
+      </w:r>
+      <w:r>
+        <w:t xml:space="preserve">4.</w:t>
       </w:r>
       <w:r>
         <w:t xml:space="preserve"> </w:t>
@@ -21193,7 +20573,7 @@
         <w:t xml:space="preserve"> </w:t>
       </w:r>
       <w:r>
-        <w:t xml:space="preserve">—— ★</w:t>
+        <w:t xml:space="preserve">——</w:t>
       </w:r>
       <w:r>
         <w:t xml:space="preserve"> </w:t>
@@ -21222,7 +20602,7 @@
         <w:t xml:space="preserve"> </w:t>
       </w:r>
       <w:r>
-        <w:t xml:space="preserve">5. ★</w:t>
+        <w:t xml:space="preserve">5.</w:t>
       </w:r>
       <w:r>
         <w:t xml:space="preserve"> </w:t>
@@ -21271,17 +20651,17 @@
         <w:t xml:space="preserve"> </w:t>
       </w:r>
       <w:r>
-        <w:t xml:space="preserve">—— ★</w:t>
-      </w:r>
-      <w:r>
-        <w:t xml:space="preserve"> </w:t>
-      </w:r>
-      <w:r>
-        <w:rPr>
-          <w:bCs/>
-          <w:b/>
-        </w:rPr>
-        <w:t xml:space="preserve">这三处本轮不由本文作者改动，须由 owner 同步</w:t>
+        <w:t xml:space="preserve">——</w:t>
+      </w:r>
+      <w:r>
+        <w:t xml:space="preserve"> </w:t>
+      </w:r>
+      <w:r>
+        <w:rPr>
+          <w:bCs/>
+          <w:b/>
+        </w:rPr>
+        <w:t xml:space="preserve">这三处这一轮不由本文作者改动，须由 owner 同步</w:t>
       </w:r>
       <w:r>
         <w:t xml:space="preserve">。</w:t>

--- a/papers/净增益双边重算_可粘贴段落_2026-10-25.docx
+++ b/papers/净增益双边重算_可粘贴段落_2026-10-25.docx
@@ -318,7 +318,7 @@
               <w:jc w:val="center"/>
             </w:pPr>
             <w:r>
-              <w:t xml:space="preserve">✅ 可回填，</w:t>
+              <w:t xml:space="preserve">可回填，</w:t>
             </w:r>
             <w:r>
               <w:rPr>
@@ -422,7 +422,7 @@
               <w:jc w:val="center"/>
             </w:pPr>
             <w:r>
-              <w:t xml:space="preserve">✅ 这就是 §5.2.3 第三行「不可分辨」档的</w:t>
+              <w:t xml:space="preserve">这就是 §5.2.3 第三行「不可分辨」档的</w:t>
             </w:r>
             <w:r>
               <w:rPr>
@@ -553,7 +553,7 @@
               <w:jc w:val="center"/>
             </w:pPr>
             <w:r>
-              <w:t xml:space="preserve">⚠️ 可回填，</w:t>
+              <w:t xml:space="preserve">可回填，</w:t>
             </w:r>
             <w:r>
               <w:rPr>
@@ -624,7 +624,7 @@
               <w:jc w:val="center"/>
             </w:pPr>
             <w:r>
-              <w:t xml:space="preserve">⚠️ 这是</w:t>
+              <w:t xml:space="preserve">这是</w:t>
             </w:r>
             <w:r>
               <w:rPr>
@@ -837,7 +837,7 @@
               <w:jc w:val="center"/>
             </w:pPr>
             <w:r>
-              <w:t xml:space="preserve">✅ 可回填，但只能写成措辞层</w:t>
+              <w:t xml:space="preserve">可回填，但只能写成措辞层</w:t>
             </w:r>
           </w:p>
         </w:tc>
@@ -1479,11 +1479,7 @@
           <w:p>
             <w:pPr>
               <w:pStyle w:val="Compact"/>
-              <w:jc w:val="left"/>
-            </w:pPr>
-            <w:r>
-              <w:t xml:space="preserve">✔</w:t>
-            </w:r>
+            </w:pPr>
           </w:p>
         </w:tc>
       </w:tr>
@@ -1524,7 +1520,7 @@
               <w:jc w:val="left"/>
             </w:pPr>
             <w:r>
-              <w:t xml:space="preserve">✔ 见 §2.4</w:t>
+              <w:t xml:space="preserve">见 §2.4</w:t>
             </w:r>
           </w:p>
         </w:tc>
@@ -1566,7 +1562,7 @@
               <w:jc w:val="left"/>
             </w:pPr>
             <w:r>
-              <w:t xml:space="preserve">✔ 全文每处都标 A / A′ / B</w:t>
+              <w:t xml:space="preserve">全文每处都标 A / A′ / B</w:t>
             </w:r>
           </w:p>
         </w:tc>
@@ -1615,7 +1611,7 @@
               <w:jc w:val="left"/>
             </w:pPr>
             <w:r>
-              <w:t xml:space="preserve">✔ §3.5</w:t>
+              <w:t xml:space="preserve">§3.5</w:t>
             </w:r>
           </w:p>
         </w:tc>
@@ -1666,7 +1662,7 @@
               <w:jc w:val="left"/>
             </w:pPr>
             <w:r>
-              <w:t xml:space="preserve">✔ 抬头 + §5.1</w:t>
+              <w:t xml:space="preserve">抬头 + §5.1</w:t>
             </w:r>
           </w:p>
         </w:tc>
@@ -9510,9 +9506,6 @@
         <w:t xml:space="preserve">：</w:t>
       </w:r>
       <w:r>
-        <w:t xml:space="preserve"> </w:t>
-      </w:r>
-      <w:r>
         <w:rPr>
           <w:bCs/>
           <w:b/>
@@ -9536,9 +9529,6 @@
         <w:t xml:space="preserve">（不变，因为断言层净与承重口径无关）</w:t>
       </w:r>
       <w:r>
-        <w:t xml:space="preserve"> </w:t>
-      </w:r>
-      <w:r>
         <w:rPr>
           <w:bCs/>
           <w:b/>
@@ -9552,9 +9542,6 @@
         <w:t xml:space="preserve">- 归一化 v1 → v2（再去标点）：</w:t>
       </w:r>
       <w:r>
-        <w:t xml:space="preserve"> </w:t>
-      </w:r>
-      <w:r>
         <w:rPr>
           <w:bCs/>
           <w:b/>
@@ -9655,9 +9642,6 @@
         <w:t xml:space="preserve">；</w:t>
       </w:r>
       <w:r>
-        <w:t xml:space="preserve"> </w:t>
-      </w:r>
-      <w:r>
         <w:rPr>
           <w:bCs/>
           <w:b/>
@@ -9673,13 +9657,6 @@
           <w:b/>
         </w:rPr>
         <w:t xml:space="preserve">；</w:t>
-      </w:r>
-      <w:r>
-        <w:rPr>
-          <w:bCs/>
-          <w:b/>
-        </w:rPr>
-        <w:t xml:space="preserve"> </w:t>
       </w:r>
       <w:r>
         <w:t xml:space="preserve">口径 A 的结果对过滤器敏感** 又一条「结论层不可分辨」的理由。</w:t>
@@ -10713,7 +10690,7 @@
               <w:jc w:val="left"/>
             </w:pPr>
             <w:r>
-              <w:t xml:space="preserve">净 ≈ 0 ✓（链条成立）</w:t>
+              <w:t xml:space="preserve">净 ≈ 0 （链条成立）</w:t>
             </w:r>
           </w:p>
         </w:tc>
@@ -12568,7 +12545,7 @@
               <w:jc w:val="left"/>
             </w:pPr>
             <w:r>
-              <w:t xml:space="preserve">✅ 取到</w:t>
+              <w:t xml:space="preserve">取到</w:t>
             </w:r>
             <w:r>
               <w:t xml:space="preserve"> </w:t>
@@ -13999,7 +13976,14 @@
                 <w:bCs/>
                 <w:b/>
               </w:rPr>
-              <w:t xml:space="preserve">回到 93.6，与 §3.2 自洽 ✓</w:t>
+              <w:t xml:space="preserve">回到 93.6，与 §3.2 自洽</w:t>
+            </w:r>
+            <w:r>
+              <w:rPr>
+                <w:bCs/>
+                <w:b/>
+              </w:rPr>
+              <w:t xml:space="preserve"> </w:t>
             </w:r>
           </w:p>
         </w:tc>
@@ -14049,7 +14033,14 @@
                 <w:bCs/>
                 <w:b/>
               </w:rPr>
-              <w:t xml:space="preserve">两条独立通路给出同一数字 ✓</w:t>
+              <w:t xml:space="preserve">两条独立通路给出同一数字</w:t>
+            </w:r>
+            <w:r>
+              <w:rPr>
+                <w:bCs/>
+                <w:b/>
+              </w:rPr>
+              <w:t xml:space="preserve"> </w:t>
             </w:r>
           </w:p>
         </w:tc>
@@ -14723,10 +14714,7 @@
         <w:t xml:space="preserve">份/臂 = 36 = 18 题 × 2 重复</w:t>
       </w:r>
       <w:r>
-        <w:t xml:space="preserve"> </w:t>
-      </w:r>
-      <w:r>
-        <w:t xml:space="preserve">✓。</w:t>
+        <w:t xml:space="preserve">。</w:t>
       </w:r>
       <w:r>
         <w:t xml:space="preserve"> </w:t>
@@ -16299,9 +16287,6 @@
               <w:t xml:space="preserve">参与的 (题,rep) 单元数；</w:t>
             </w:r>
             <w:r>
-              <w:t xml:space="preserve"> </w:t>
-            </w:r>
-            <w:r>
               <w:rPr>
                 <w:bCs/>
                 <w:b/>
@@ -16538,22 +16523,18 @@
           <w:p>
             <w:pPr>
               <w:pStyle w:val="Compact"/>
-              <w:jc w:val="left"/>
-            </w:pPr>
-            <w:r>
-              <w:t xml:space="preserve">✔</w:t>
-            </w:r>
-          </w:p>
-        </w:tc>
-        <w:tc>
-          <w:tcPr/>
-          <w:p>
-            <w:pPr>
-              <w:pStyle w:val="Compact"/>
-              <w:jc w:val="left"/>
-            </w:pPr>
-            <w:r>
-              <w:t xml:space="preserve">✔（口径 B 用的是</w:t>
+            </w:pPr>
+          </w:p>
+        </w:tc>
+        <w:tc>
+          <w:tcPr/>
+          <w:p>
+            <w:pPr>
+              <w:pStyle w:val="Compact"/>
+              <w:jc w:val="left"/>
+            </w:pPr>
+            <w:r>
+              <w:t xml:space="preserve">（口径 B 用的是</w:t>
             </w:r>
             <w:r>
               <w:rPr>
@@ -16700,23 +16681,15 @@
           <w:p>
             <w:pPr>
               <w:pStyle w:val="Compact"/>
-              <w:jc w:val="left"/>
-            </w:pPr>
-            <w:r>
-              <w:t xml:space="preserve">✔</w:t>
-            </w:r>
-          </w:p>
-        </w:tc>
-        <w:tc>
-          <w:tcPr/>
-          <w:p>
-            <w:pPr>
-              <w:pStyle w:val="Compact"/>
-              <w:jc w:val="left"/>
-            </w:pPr>
-            <w:r>
-              <w:t xml:space="preserve">✔</w:t>
-            </w:r>
+            </w:pPr>
+          </w:p>
+        </w:tc>
+        <w:tc>
+          <w:tcPr/>
+          <w:p>
+            <w:pPr>
+              <w:pStyle w:val="Compact"/>
+            </w:pPr>
           </w:p>
         </w:tc>
       </w:tr>
@@ -16838,10 +16811,7 @@
               <w:t xml:space="preserve">措辞层</w:t>
             </w:r>
             <w:r>
-              <w:t xml:space="preserve">覆盖了更多不同断言表述」，⚠️</w:t>
-            </w:r>
-            <w:r>
-              <w:t xml:space="preserve"> </w:t>
+              <w:t xml:space="preserve">覆盖了更多不同断言表述」，</w:t>
             </w:r>
             <w:r>
               <w:rPr>
@@ -16896,7 +16866,7 @@
               <w:jc w:val="left"/>
             </w:pPr>
             <w:r>
-              <w:t xml:space="preserve">✘ 不适用（不满足"双边确认"）</w:t>
+              <w:t xml:space="preserve">不适用（不满足"双边确认"）</w:t>
             </w:r>
           </w:p>
         </w:tc>
@@ -17035,12 +17005,6 @@
         <w:t xml:space="preserve"> </w:t>
       </w:r>
       <w:r>
-        <w:t xml:space="preserve">⚠️</w:t>
-      </w:r>
-      <w:r>
-        <w:t xml:space="preserve"> </w:t>
-      </w:r>
-      <w:r>
         <w:rPr>
           <w:bCs/>
           <w:b/>
@@ -17391,12 +17355,6 @@
         <w:t xml:space="preserve"> </w:t>
       </w:r>
       <w:r>
-        <w:t xml:space="preserve">⚠️</w:t>
-      </w:r>
-      <w:r>
-        <w:t xml:space="preserve"> </w:t>
-      </w:r>
-      <w:r>
         <w:rPr>
           <w:bCs/>
           <w:b/>
@@ -17455,12 +17413,6 @@
         <w:t xml:space="preserve"> </w:t>
       </w:r>
       <w:r>
-        <w:t xml:space="preserve">⚠️</w:t>
-      </w:r>
-      <w:r>
-        <w:t xml:space="preserve"> </w:t>
-      </w:r>
-      <w:r>
         <w:rPr>
           <w:bCs/>
           <w:b/>
@@ -17547,12 +17499,6 @@
       </w:r>
       <w:r>
         <w:t xml:space="preserve">并与该批"多报 9 条"的一手读数自洽（9 − 5.4 = +3.6，两条独立通路给出同一数字）。</w:t>
-      </w:r>
-      <w:r>
-        <w:t xml:space="preserve"> </w:t>
-      </w:r>
-      <w:r>
-        <w:t xml:space="preserve">⚠️</w:t>
       </w:r>
       <w:r>
         <w:t xml:space="preserve"> </w:t>
@@ -17878,12 +17824,6 @@
         <w:t xml:space="preserve"> </w:t>
       </w:r>
       <w:r>
-        <w:t xml:space="preserve">⚠️</w:t>
-      </w:r>
-      <w:r>
-        <w:t xml:space="preserve"> </w:t>
-      </w:r>
-      <w:r>
         <w:rPr>
           <w:bCs/>
           <w:b/>
@@ -17903,12 +17843,6 @@
         <w:t xml:space="preserve"> </w:t>
       </w:r>
       <w:r>
-        <w:t xml:space="preserve">⚠️</w:t>
-      </w:r>
-      <w:r>
-        <w:t xml:space="preserve"> </w:t>
-      </w:r>
-      <w:r>
         <w:rPr>
           <w:bCs/>
           <w:b/>
@@ -17917,12 +17851,6 @@
       </w:r>
       <w:r>
         <w:t xml:space="preserve">（型号池静默下架，见附录 D.1）；</w:t>
-      </w:r>
-      <w:r>
-        <w:t xml:space="preserve"> </w:t>
-      </w:r>
-      <w:r>
-        <w:t xml:space="preserve">✔</w:t>
       </w:r>
       <w:r>
         <w:t xml:space="preserve"> </w:t>
@@ -18143,12 +18071,6 @@
       </w:r>
       <w:r>
         <w:t xml:space="preserve">（判决口径既未确认"为负"、也未确认"为正"）</w:t>
-      </w:r>
-      <w:r>
-        <w:t xml:space="preserve"> </w:t>
-      </w:r>
-      <w:r>
-        <w:t xml:space="preserve">⚠️</w:t>
       </w:r>
       <w:r>
         <w:t xml:space="preserve"> </w:t>
@@ -19736,7 +19658,7 @@
               <w:jc w:val="left"/>
             </w:pPr>
             <w:r>
-              <w:t xml:space="preserve">✅ 脚本无任何 LLM 客户端；批 2 的数字是</w:t>
+              <w:t xml:space="preserve">脚本无任何 LLM 客户端；批 2 的数字是</w:t>
             </w:r>
             <w:r>
               <w:rPr>
@@ -19776,7 +19698,7 @@
               <w:jc w:val="left"/>
             </w:pPr>
             <w:r>
-              <w:t xml:space="preserve">✅ 判据（§5.2.4 ③）先写死再算；</w:t>
+              <w:t xml:space="preserve">判据（§5.2.4 ③）先写死再算；</w:t>
             </w:r>
             <w:r>
               <w:rPr>
@@ -19875,7 +19797,7 @@
               <w:jc w:val="left"/>
             </w:pPr>
             <w:r>
-              <w:t xml:space="preserve">✅ 抬头、§4 字段 12、§5.1 均标注；必要性 =</w:t>
+              <w:t xml:space="preserve">抬头、§4 字段 12、§5.1 均标注；必要性 =</w:t>
             </w:r>
             <w:r>
               <w:t xml:space="preserve"> </w:t>
@@ -19915,7 +19837,7 @@
               <w:jc w:val="left"/>
             </w:pPr>
             <w:r>
-              <w:t xml:space="preserve">✅ §2.1（逐行 20 行全表）、§2.3（每配对）、§3.4（324/302/318、285/251/284、36 份/臂、18 题）</w:t>
+              <w:t xml:space="preserve">§2.1（逐行 20 行全表）、§2.3（每配对）、§3.4（324/302/318、285/251/284、36 份/臂、18 题）</w:t>
             </w:r>
           </w:p>
         </w:tc>
@@ -19945,7 +19867,7 @@
               <w:jc w:val="left"/>
             </w:pPr>
             <w:r>
-              <w:t xml:space="preserve">✅ §2.4 汇总四格 + §2.3 逐配对四格；并说明</w:t>
+              <w:t xml:space="preserve">§2.4 汇总四格 + §2.3 逐配对四格；并说明</w:t>
             </w:r>
             <w:r>
               <w:rPr>
@@ -19985,7 +19907,7 @@
               <w:jc w:val="left"/>
             </w:pPr>
             <w:r>
-              <w:t xml:space="preserve">✅ §3.5：净增益的三个分母</w:t>
+              <w:t xml:space="preserve">§3.5：净增益的三个分母</w:t>
             </w:r>
             <w:r>
               <w:rPr>
@@ -20035,7 +19957,7 @@
               <w:jc w:val="left"/>
             </w:pPr>
             <w:r>
-              <w:t xml:space="preserve">✅ 归一化规则 §2.7（v1 四步 + 不做的事 + v2 敏感性）；解析失败率 §2.1 全列 + §2.2</w:t>
+              <w:t xml:space="preserve">归一化规则 §2.7（v1 四步 + 不做的事 + v2 敏感性）；解析失败率 §2.1 全列 + §2.2</w:t>
             </w:r>
             <w:r>
               <w:t xml:space="preserve"> </w:t>
@@ -20090,7 +20012,7 @@
               <w:jc w:val="left"/>
             </w:pPr>
             <w:r>
-              <w:t xml:space="preserve">✅ §4 判据表 + §5.1：「不可分辨」= 既不能写为正也不能写为负，</w:t>
+              <w:t xml:space="preserve">§4 判据表 + §5.1：「不可分辨」= 既不能写为正也不能写为负，</w:t>
             </w:r>
             <w:r>
               <w:rPr>
@@ -20130,7 +20052,7 @@
               <w:jc w:val="left"/>
             </w:pPr>
             <w:r>
-              <w:t xml:space="preserve">✅ §0/§2.5/§4/§5.1 全部按"不可分辨"表述</w:t>
+              <w:t xml:space="preserve">§0/§2.5/§4/§5.1 全部按"不可分辨"表述</w:t>
             </w:r>
           </w:p>
         </w:tc>
@@ -20160,7 +20082,7 @@
               <w:jc w:val="left"/>
             </w:pPr>
             <w:r>
-              <w:t xml:space="preserve">✅ §3.1 逐条记录三路检索的</w:t>
+              <w:t xml:space="preserve">§3.1 逐条记录三路检索的</w:t>
             </w:r>
             <w:r>
               <w:rPr>
@@ -20242,7 +20164,7 @@
               <w:jc w:val="left"/>
             </w:pPr>
             <w:r>
-              <w:t xml:space="preserve">✅ 这一轮只新增</w:t>
+              <w:t xml:space="preserve">这一轮只新增</w:t>
             </w:r>
             <w:r>
               <w:t xml:space="preserve"> </w:t>

--- a/papers/净增益双边重算_可粘贴段落_2026-10-25.docx
+++ b/papers/净增益双边重算_可粘贴段落_2026-10-25.docx
@@ -17050,7 +17050,7 @@
           <w:bCs/>
           <w:b/>
         </w:rPr>
-        <w:t xml:space="preserve">✅</w:t>
+        <w:t xml:space="preserve">【已核】</w:t>
       </w:r>
       <w:r>
         <w:rPr>
@@ -17736,7 +17736,7 @@
           <w:bCs/>
           <w:b/>
         </w:rPr>
-        <w:t xml:space="preserve">✅</w:t>
+        <w:t xml:space="preserve">【已核】</w:t>
       </w:r>
       <w:r>
         <w:rPr>
@@ -18005,7 +18005,7 @@
           <w:bCs/>
           <w:b/>
         </w:rPr>
-        <w:t xml:space="preserve">✅</w:t>
+        <w:t xml:space="preserve">【已核】</w:t>
       </w:r>
       <w:r>
         <w:rPr>
